--- a/TS Jatai Ghanam Project/TS 3.5/TS 3.5 Jatai Tamil Corrections.docx
+++ b/TS Jatai Ghanam Project/TS 3.5/TS 3.5 Jatai Tamil Corrections.docx
@@ -1,7 +1,278 @@
 
 <file path=word/document.xml><?xml version="1.0" encoding="utf-8"?>
-<w:document xmlns:wpc="http://schemas.microsoft.com/office/word/2010/wordprocessingCanvas" xmlns:cx="http://schemas.microsoft.com/office/drawing/2014/chartex" xmlns:cx1="http://schemas.microsoft.com/office/drawing/2015/9/8/chartex" xmlns:cx2="http://schemas.microsoft.com/office/drawing/2015/10/21/chartex" xmlns:cx3="http://schemas.microsoft.com/office/drawing/2016/5/9/chartex" xmlns:cx4="http://schemas.microsoft.com/office/drawing/2016/5/10/chartex" xmlns:cx5="http://schemas.microsoft.com/office/drawing/2016/5/11/chartex" xmlns:cx6="http://schemas.microsoft.com/office/drawing/2016/5/12/chartex" xmlns:cx7="http://schemas.microsoft.com/office/drawing/2016/5/13/chartex" xmlns:cx8="http://schemas.microsoft.com/office/drawing/2016/5/14/chartex" xmlns:mc="http://schemas.openxmlformats.org/markup-compatibility/2006" xmlns:aink="http://schemas.microsoft.com/office/drawing/2016/ink" xmlns:am3d="http://schemas.microsoft.com/office/drawing/2017/model3d" xmlns:o="urn:schemas-microsoft-com:office:office" xmlns:oel="http://schemas.microsoft.com/office/2019/extlst" xmlns:r="http://schemas.openxmlformats.org/officeDocument/2006/relationships" xmlns:m="http://schemas.openxmlformats.org/officeDocument/2006/math" xmlns:v="urn:schemas-microsoft-com:vml" xmlns:wp14="http://schemas.microsoft.com/office/word/2010/wordprocessingDrawing" xmlns:wp="http://schemas.openxmlformats.org/drawingml/2006/wordprocessingDrawing" xmlns:w10="urn:schemas-microsoft-com:office:word" xmlns:w="http://schemas.openxmlformats.org/wordprocessingml/2006/main" xmlns:w14="http://schemas.microsoft.com/office/word/2010/wordml" xmlns:w15="http://schemas.microsoft.com/office/word/2012/wordml" xmlns:w16cex="http://schemas.microsoft.com/office/word/2018/wordml/cex" xmlns:w16cid="http://schemas.microsoft.com/office/word/2016/wordml/cid" xmlns:w16="http://schemas.microsoft.com/office/word/2018/wordml" xmlns:w16sdtdh="http://schemas.microsoft.com/office/word/2020/wordml/sdtdatahash" xmlns:w16se="http://schemas.microsoft.com/office/word/2015/wordml/symex" xmlns:wpg="http://schemas.microsoft.com/office/word/2010/wordprocessingGroup" xmlns:wpi="http://schemas.microsoft.com/office/word/2010/wordprocessingInk" xmlns:wne="http://schemas.microsoft.com/office/word/2006/wordml" xmlns:wps="http://schemas.microsoft.com/office/word/2010/wordprocessingShape" mc:Ignorable="w14 w15 w16se w16cid w16 w16cex w16sdtdh wp14">
+<w:document xmlns:wpc="http://schemas.microsoft.com/office/word/2010/wordprocessingCanvas" xmlns:cx="http://schemas.microsoft.com/office/drawing/2014/chartex" xmlns:cx1="http://schemas.microsoft.com/office/drawing/2015/9/8/chartex" xmlns:cx2="http://schemas.microsoft.com/office/drawing/2015/10/21/chartex" xmlns:cx3="http://schemas.microsoft.com/office/drawing/2016/5/9/chartex" xmlns:cx4="http://schemas.microsoft.com/office/drawing/2016/5/10/chartex" xmlns:cx5="http://schemas.microsoft.com/office/drawing/2016/5/11/chartex" xmlns:cx6="http://schemas.microsoft.com/office/drawing/2016/5/12/chartex" xmlns:cx7="http://schemas.microsoft.com/office/drawing/2016/5/13/chartex" xmlns:cx8="http://schemas.microsoft.com/office/drawing/2016/5/14/chartex" xmlns:mc="http://schemas.openxmlformats.org/markup-compatibility/2006" xmlns:aink="http://schemas.microsoft.com/office/drawing/2016/ink" xmlns:am3d="http://schemas.microsoft.com/office/drawing/2017/model3d" xmlns:o="urn:schemas-microsoft-com:office:office" xmlns:oel="http://schemas.microsoft.com/office/2019/extlst" xmlns:r="http://schemas.openxmlformats.org/officeDocument/2006/relationships" xmlns:m="http://schemas.openxmlformats.org/officeDocument/2006/math" xmlns:v="urn:schemas-microsoft-com:vml" xmlns:wp14="http://schemas.microsoft.com/office/word/2010/wordprocessingDrawing" xmlns:wp="http://schemas.openxmlformats.org/drawingml/2006/wordprocessingDrawing" xmlns:w10="urn:schemas-microsoft-com:office:word" xmlns:w="http://schemas.openxmlformats.org/wordprocessingml/2006/main" xmlns:w14="http://schemas.microsoft.com/office/word/2010/wordml" xmlns:w15="http://schemas.microsoft.com/office/word/2012/wordml" xmlns:w16cex="http://schemas.microsoft.com/office/word/2018/wordml/cex" xmlns:w16cid="http://schemas.microsoft.com/office/word/2016/wordml/cid" xmlns:w16="http://schemas.microsoft.com/office/word/2018/wordml" xmlns:w16du="http://schemas.microsoft.com/office/word/2023/wordml/word16du" xmlns:w16sdtdh="http://schemas.microsoft.com/office/word/2020/wordml/sdtdatahash" xmlns:w16sdtfl="http://schemas.microsoft.com/office/word/2024/wordml/sdtformatlock" xmlns:w16se="http://schemas.microsoft.com/office/word/2015/wordml/symex" xmlns:wpg="http://schemas.microsoft.com/office/word/2010/wordprocessingGroup" xmlns:wpi="http://schemas.microsoft.com/office/word/2010/wordprocessingInk" xmlns:wne="http://schemas.microsoft.com/office/word/2006/wordml" xmlns:wps="http://schemas.microsoft.com/office/word/2010/wordprocessingShape" mc:Ignorable="w14 w15 w16se w16cid w16 w16cex w16sdtdh w16sdtfl w16du wp14">
   <w:body>
+    <w:p>
+      <w:pPr>
+        <w:spacing w:before="0" w:line="240" w:lineRule="auto"/>
+        <w:jc w:val="center"/>
+        <w:rPr>
+          <w:b/>
+          <w:bCs/>
+          <w:sz w:val="32"/>
+          <w:szCs w:val="32"/>
+          <w:u w:val="single"/>
+        </w:rPr>
+      </w:pPr>
+      <w:r>
+        <w:rPr>
+          <w:b/>
+          <w:bCs/>
+          <w:sz w:val="32"/>
+          <w:szCs w:val="32"/>
+          <w:u w:val="single"/>
+        </w:rPr>
+        <w:t xml:space="preserve">TS </w:t>
+      </w:r>
+      <w:r>
+        <w:rPr>
+          <w:b/>
+          <w:bCs/>
+          <w:sz w:val="32"/>
+          <w:szCs w:val="32"/>
+          <w:u w:val="single"/>
+        </w:rPr>
+        <w:t>Jatai</w:t>
+      </w:r>
+      <w:r>
+        <w:rPr>
+          <w:b/>
+          <w:bCs/>
+          <w:sz w:val="32"/>
+          <w:szCs w:val="32"/>
+          <w:u w:val="single"/>
+        </w:rPr>
+        <w:t xml:space="preserve"> </w:t>
+      </w:r>
+      <w:r>
+        <w:rPr>
+          <w:b/>
+          <w:bCs/>
+          <w:sz w:val="32"/>
+          <w:szCs w:val="32"/>
+          <w:u w:val="single"/>
+        </w:rPr>
+        <w:t xml:space="preserve">– TS </w:t>
+      </w:r>
+      <w:r>
+        <w:rPr>
+          <w:b/>
+          <w:bCs/>
+          <w:sz w:val="32"/>
+          <w:szCs w:val="32"/>
+          <w:u w:val="single"/>
+        </w:rPr>
+        <w:t>3.5</w:t>
+      </w:r>
+      <w:r>
+        <w:rPr>
+          <w:b/>
+          <w:bCs/>
+          <w:sz w:val="32"/>
+          <w:szCs w:val="32"/>
+          <w:u w:val="single"/>
+        </w:rPr>
+        <w:t xml:space="preserve"> </w:t>
+      </w:r>
+      <w:r>
+        <w:rPr>
+          <w:b/>
+          <w:bCs/>
+          <w:sz w:val="32"/>
+          <w:szCs w:val="32"/>
+          <w:u w:val="single"/>
+        </w:rPr>
+        <w:t>Tamil</w:t>
+      </w:r>
+      <w:r>
+        <w:rPr>
+          <w:b/>
+          <w:bCs/>
+          <w:sz w:val="32"/>
+          <w:szCs w:val="32"/>
+          <w:u w:val="single"/>
+        </w:rPr>
+        <w:t xml:space="preserve"> Corrections –</w:t>
+      </w:r>
+      <w:r>
+        <w:rPr>
+          <w:b/>
+          <w:bCs/>
+          <w:sz w:val="32"/>
+          <w:szCs w:val="32"/>
+          <w:u w:val="single"/>
+        </w:rPr>
+        <w:t xml:space="preserve"> </w:t>
+      </w:r>
+      <w:r>
+        <w:rPr>
+          <w:b/>
+          <w:bCs/>
+          <w:sz w:val="32"/>
+          <w:szCs w:val="32"/>
+          <w:u w:val="single"/>
+        </w:rPr>
+        <w:t xml:space="preserve">Observed till </w:t>
+      </w:r>
+      <w:r>
+        <w:rPr>
+          <w:b/>
+          <w:bCs/>
+          <w:sz w:val="32"/>
+          <w:szCs w:val="32"/>
+          <w:u w:val="single"/>
+        </w:rPr>
+        <w:t>31st  Aug 2026</w:t>
+      </w:r>
+    </w:p>
+    <w:p>
+      <w:pPr>
+        <w:spacing w:before="0" w:line="240" w:lineRule="auto"/>
+        <w:jc w:val="center"/>
+        <w:rPr>
+          <w:b/>
+          <w:bCs/>
+          <w:sz w:val="28"/>
+          <w:szCs w:val="32"/>
+        </w:rPr>
+      </w:pPr>
+      <w:r>
+        <w:rPr>
+          <w:b/>
+          <w:bCs/>
+          <w:sz w:val="28"/>
+          <w:szCs w:val="32"/>
+        </w:rPr>
+        <w:t>(ignore those which are already incorporated in your book’s version and date)</w:t>
+      </w:r>
+    </w:p>
+    <w:tbl>
+      <w:tblPr>
+        <w:tblW w:w="14537" w:type="dxa"/>
+        <w:tblInd w:w="-792" w:type="dxa"/>
+        <w:tblBorders>
+          <w:top w:val="single" w:sz="4" w:space="0" w:color="000000"/>
+          <w:left w:val="single" w:sz="4" w:space="0" w:color="000000"/>
+          <w:bottom w:val="single" w:sz="4" w:space="0" w:color="000000"/>
+          <w:right w:val="single" w:sz="4" w:space="0" w:color="000000"/>
+          <w:insideH w:val="single" w:sz="4" w:space="0" w:color="000000"/>
+          <w:insideV w:val="single" w:sz="4" w:space="0" w:color="000000"/>
+        </w:tblBorders>
+        <w:tblLook w:val="04A0" w:firstRow="1" w:lastRow="0" w:firstColumn="1" w:lastColumn="0" w:noHBand="0" w:noVBand="1"/>
+      </w:tblPr>
+      <w:tblGrid>
+        <w:gridCol w:w="7166"/>
+        <w:gridCol w:w="7371"/>
+      </w:tblGrid>
+      <w:tr>
+        <w:trPr>
+          <w:trHeight w:val="581"/>
+        </w:trPr>
+        <w:tc>
+          <w:tcPr>
+            <w:tcW w:w="7166" w:type="dxa"/>
+            <w:tcBorders>
+              <w:top w:val="single" w:sz="4" w:space="0" w:color="000000"/>
+              <w:left w:val="single" w:sz="4" w:space="0" w:color="000000"/>
+              <w:bottom w:val="single" w:sz="4" w:space="0" w:color="000000"/>
+              <w:right w:val="single" w:sz="4" w:space="0" w:color="000000"/>
+            </w:tcBorders>
+          </w:tcPr>
+          <w:p>
+            <w:pPr>
+              <w:widowControl w:val="0"/>
+              <w:autoSpaceDE w:val="0"/>
+              <w:autoSpaceDN w:val="0"/>
+              <w:adjustRightInd w:val="0"/>
+              <w:spacing w:before="0" w:line="240" w:lineRule="auto"/>
+              <w:rPr>
+                <w:rFonts w:cs="BRH Malayalam Extra"/>
+                <w:b/>
+                <w:bCs/>
+                <w:szCs w:val="40"/>
+              </w:rPr>
+            </w:pPr>
+            <w:r>
+              <w:rPr>
+                <w:rFonts w:cs="BRH Malayalam Extra"/>
+                <w:b/>
+                <w:bCs/>
+                <w:szCs w:val="40"/>
+              </w:rPr>
+              <w:t>None                      None                               None</w:t>
+            </w:r>
+          </w:p>
+        </w:tc>
+        <w:tc>
+          <w:tcPr>
+            <w:tcW w:w="7371" w:type="dxa"/>
+            <w:tcBorders>
+              <w:top w:val="single" w:sz="4" w:space="0" w:color="000000"/>
+              <w:left w:val="single" w:sz="4" w:space="0" w:color="000000"/>
+              <w:bottom w:val="single" w:sz="4" w:space="0" w:color="000000"/>
+              <w:right w:val="single" w:sz="4" w:space="0" w:color="000000"/>
+            </w:tcBorders>
+          </w:tcPr>
+          <w:p>
+            <w:pPr>
+              <w:autoSpaceDE w:val="0"/>
+              <w:autoSpaceDN w:val="0"/>
+              <w:adjustRightInd w:val="0"/>
+              <w:spacing w:before="0" w:line="240" w:lineRule="auto"/>
+              <w:rPr>
+                <w:rFonts w:cs="BRH Malayalam Extra"/>
+                <w:szCs w:val="40"/>
+              </w:rPr>
+            </w:pPr>
+            <w:r>
+              <w:rPr>
+                <w:rFonts w:cs="BRH Malayalam Extra"/>
+                <w:b/>
+                <w:bCs/>
+                <w:szCs w:val="40"/>
+              </w:rPr>
+              <w:t>None                      None                               None</w:t>
+            </w:r>
+          </w:p>
+        </w:tc>
+      </w:tr>
+    </w:tbl>
+    <w:p>
+      <w:pPr>
+        <w:spacing w:before="0" w:line="240" w:lineRule="auto"/>
+        <w:jc w:val="center"/>
+        <w:rPr>
+          <w:b/>
+          <w:bCs/>
+          <w:sz w:val="32"/>
+          <w:szCs w:val="32"/>
+          <w:u w:val="single"/>
+        </w:rPr>
+      </w:pPr>
+      <w:r>
+        <w:rPr>
+          <w:b/>
+          <w:bCs/>
+          <w:sz w:val="32"/>
+          <w:szCs w:val="32"/>
+          <w:u w:val="single"/>
+        </w:rPr>
+        <w:t>===============</w:t>
+      </w:r>
+    </w:p>
+    <w:p>
+      <w:pPr>
+        <w:spacing w:before="0" w:line="240" w:lineRule="auto"/>
+        <w:jc w:val="center"/>
+        <w:rPr>
+          <w:b/>
+          <w:bCs/>
+          <w:sz w:val="32"/>
+          <w:szCs w:val="32"/>
+          <w:u w:val="single"/>
+        </w:rPr>
+      </w:pPr>
+    </w:p>
     <w:p>
       <w:pPr>
         <w:spacing w:before="0" w:line="240" w:lineRule="auto"/>
@@ -3889,6 +4160,7 @@
                 <w:cs/>
                 <w:lang w:bidi="ta-IN"/>
               </w:rPr>
+              <w:lastRenderedPageBreak/>
               <w:t>31</w:t>
             </w:r>
             <w:r>
@@ -4312,6 +4584,7 @@
                 <w:cs/>
                 <w:lang w:bidi="ta-IN"/>
               </w:rPr>
+              <w:lastRenderedPageBreak/>
               <w:t>30</w:t>
             </w:r>
             <w:r>
@@ -4741,6 +5014,7 @@
                 <w:cs/>
                 <w:lang w:bidi="ta-IN"/>
               </w:rPr>
+              <w:lastRenderedPageBreak/>
               <w:t>31</w:t>
             </w:r>
             <w:r>
@@ -10162,6 +10436,7 @@
                 <w:cs/>
                 <w:lang w:bidi="ta-IN"/>
               </w:rPr>
+              <w:lastRenderedPageBreak/>
               <w:t>27</w:t>
             </w:r>
             <w:r>
@@ -10571,7 +10846,6 @@
                 <w:cs/>
                 <w:lang w:bidi="ta-IN"/>
               </w:rPr>
-              <w:lastRenderedPageBreak/>
               <w:t>42</w:t>
             </w:r>
             <w:r>
@@ -12375,7 +12649,6 @@
               <w:rPr>
                 <w:rFonts w:cs="BRH Malayalam Extra"/>
                 <w:szCs w:val="40"/>
-                <w:lang w:val="it-IT"/>
               </w:rPr>
             </w:pPr>
             <w:r>
@@ -12848,7 +13121,6 @@
               <w:rPr>
                 <w:rFonts w:cs="BRH Malayalam Extra"/>
                 <w:szCs w:val="40"/>
-                <w:lang w:val="it-IT"/>
               </w:rPr>
             </w:pPr>
             <w:r>
@@ -13406,7 +13678,6 @@
               <w:rPr>
                 <w:rFonts w:cs="BRH Malayalam Extra"/>
                 <w:szCs w:val="40"/>
-                <w:lang w:val="it-IT"/>
               </w:rPr>
             </w:pPr>
             <w:r>
@@ -14672,7 +14943,6 @@
                 <w:color w:val="000000"/>
                 <w:sz w:val="32"/>
                 <w:szCs w:val="32"/>
-                <w:lang w:val="it-IT"/>
               </w:rPr>
             </w:pPr>
           </w:p>
@@ -14688,7 +14958,6 @@
                 <w:color w:val="000000"/>
                 <w:sz w:val="32"/>
                 <w:szCs w:val="32"/>
-                <w:lang w:val="it-IT"/>
               </w:rPr>
             </w:pPr>
           </w:p>
@@ -14712,7 +14981,6 @@
                 <w:cs/>
                 <w:lang w:bidi="ta-IN"/>
               </w:rPr>
-              <w:lastRenderedPageBreak/>
               <w:t>30</w:t>
             </w:r>
             <w:r>
@@ -15897,7 +16165,7 @@
               <w:rPr>
                 <w:rFonts w:ascii="Latha" w:hAnsi="Latha" w:cs="Latha"/>
                 <w:szCs w:val="24"/>
-                <w:lang w:bidi="ta-IN"/>
+                <w:lang w:val="it-IT" w:bidi="ta-IN"/>
               </w:rPr>
             </w:pPr>
             <w:bookmarkStart w:id="5" w:name="_Hlk159450561"/>
@@ -15919,7 +16187,7 @@
                 <w:b/>
                 <w:bCs/>
                 <w:szCs w:val="24"/>
-                <w:lang w:bidi="ta-IN"/>
+                <w:lang w:val="it-IT" w:bidi="ta-IN"/>
               </w:rPr>
               <w:t>)</w:t>
             </w:r>
@@ -15927,7 +16195,7 @@
               <w:rPr>
                 <w:rFonts w:ascii="Latha" w:hAnsi="Latha" w:cs="Latha"/>
                 <w:szCs w:val="24"/>
-                <w:lang w:bidi="ta-IN"/>
+                <w:lang w:val="it-IT" w:bidi="ta-IN"/>
               </w:rPr>
               <w:tab/>
             </w:r>
@@ -15948,7 +16216,7 @@
                 <w:b/>
                 <w:bCs/>
                 <w:szCs w:val="24"/>
-                <w:lang w:bidi="ta-IN"/>
+                <w:lang w:val="it-IT" w:bidi="ta-IN"/>
               </w:rPr>
               <w:t>.</w:t>
             </w:r>
@@ -15969,7 +16237,7 @@
                 <w:b/>
                 <w:bCs/>
                 <w:szCs w:val="24"/>
-                <w:lang w:bidi="ta-IN"/>
+                <w:lang w:val="it-IT" w:bidi="ta-IN"/>
               </w:rPr>
               <w:t>.2(2</w:t>
             </w:r>
@@ -15990,7 +16258,7 @@
                 <w:b/>
                 <w:bCs/>
                 <w:szCs w:val="24"/>
-                <w:lang w:bidi="ta-IN"/>
+                <w:lang w:val="it-IT" w:bidi="ta-IN"/>
               </w:rPr>
               <w:t>)</w:t>
             </w:r>
@@ -15998,7 +16266,7 @@
               <w:rPr>
                 <w:rFonts w:ascii="Latha" w:hAnsi="Latha" w:cs="Latha"/>
                 <w:szCs w:val="24"/>
-                <w:lang w:bidi="ta-IN"/>
+                <w:lang w:val="it-IT" w:bidi="ta-IN"/>
               </w:rPr>
               <w:t xml:space="preserve">-  </w:t>
             </w:r>
@@ -16017,7 +16285,7 @@
                 <w:b/>
                 <w:bCs/>
                 <w:szCs w:val="28"/>
-                <w:lang w:bidi="ta-IN"/>
+                <w:lang w:val="it-IT" w:bidi="ta-IN"/>
               </w:rPr>
               <w:t>…</w:t>
             </w:r>
@@ -16048,7 +16316,7 @@
                 <w:b/>
                 <w:bCs/>
                 <w:szCs w:val="28"/>
-                <w:lang w:bidi="ta-IN"/>
+                <w:lang w:val="it-IT" w:bidi="ta-IN"/>
               </w:rPr>
               <w:t>…</w:t>
             </w:r>
@@ -16079,7 +16347,7 @@
                 <w:b/>
                 <w:bCs/>
                 <w:szCs w:val="28"/>
-                <w:lang w:bidi="ta-IN"/>
+                <w:lang w:val="it-IT" w:bidi="ta-IN"/>
               </w:rPr>
               <w:t>…</w:t>
             </w:r>
@@ -16096,7 +16364,7 @@
               <w:rPr>
                 <w:rFonts w:ascii="Latha" w:hAnsi="Latha" w:cs="Latha"/>
                 <w:szCs w:val="24"/>
-                <w:lang w:bidi="ta-IN"/>
+                <w:lang w:val="it-IT" w:bidi="ta-IN"/>
               </w:rPr>
               <w:t xml:space="preserve">| </w:t>
             </w:r>
@@ -16115,7 +16383,7 @@
                 <w:b/>
                 <w:bCs/>
                 <w:szCs w:val="28"/>
-                <w:lang w:bidi="ta-IN"/>
+                <w:lang w:val="it-IT" w:bidi="ta-IN"/>
               </w:rPr>
               <w:t>…</w:t>
             </w:r>
@@ -16155,7 +16423,7 @@
                 <w:b/>
                 <w:bCs/>
                 <w:szCs w:val="28"/>
-                <w:lang w:bidi="ta-IN"/>
+                <w:lang w:val="it-IT" w:bidi="ta-IN"/>
               </w:rPr>
               <w:t>†</w:t>
             </w:r>
@@ -16196,7 +16464,7 @@
               <w:rPr>
                 <w:rFonts w:ascii="Latha" w:hAnsi="Latha" w:cs="Latha"/>
                 <w:szCs w:val="24"/>
-                <w:lang w:bidi="ta-IN"/>
+                <w:lang w:val="it-IT" w:bidi="ta-IN"/>
               </w:rPr>
               <w:t>|</w:t>
             </w:r>
@@ -16231,7 +16499,7 @@
                 <w:b/>
                 <w:bCs/>
                 <w:szCs w:val="28"/>
-                <w:lang w:bidi="ta-IN"/>
+                <w:lang w:val="it-IT" w:bidi="ta-IN"/>
               </w:rPr>
               <w:t>…</w:t>
             </w:r>
@@ -16262,7 +16530,7 @@
                 <w:b/>
                 <w:bCs/>
                 <w:szCs w:val="28"/>
-                <w:lang w:bidi="ta-IN"/>
+                <w:lang w:val="it-IT" w:bidi="ta-IN"/>
               </w:rPr>
               <w:t>…</w:t>
             </w:r>
@@ -16293,17 +16561,17 @@
                 <w:b/>
                 <w:bCs/>
                 <w:szCs w:val="28"/>
-                <w:lang w:bidi="ta-IN"/>
-              </w:rPr>
-              <w:t>…</w:t>
-            </w:r>
-            <w:r>
-              <w:rPr>
-                <w:rFonts w:ascii="Latha" w:hAnsi="Latha" w:cs="Latha"/>
-                <w:b/>
-                <w:bCs/>
-                <w:szCs w:val="24"/>
-                <w:lang w:bidi="ta-IN"/>
+                <w:lang w:val="it-IT" w:bidi="ta-IN"/>
+              </w:rPr>
+              <w:t>…</w:t>
+            </w:r>
+            <w:r>
+              <w:rPr>
+                <w:rFonts w:ascii="Latha" w:hAnsi="Latha" w:cs="Latha"/>
+                <w:b/>
+                <w:bCs/>
+                <w:szCs w:val="24"/>
+                <w:lang w:val="it-IT" w:bidi="ta-IN"/>
               </w:rPr>
               <w:t>(</w:t>
             </w:r>
@@ -16322,7 +16590,7 @@
                 <w:b/>
                 <w:bCs/>
                 <w:szCs w:val="24"/>
-                <w:lang w:bidi="ta-IN"/>
+                <w:lang w:val="it-IT" w:bidi="ta-IN"/>
               </w:rPr>
               <w:t>)</w:t>
             </w:r>
@@ -16332,15 +16600,15 @@
                 <w:b/>
                 <w:bCs/>
                 <w:szCs w:val="28"/>
-                <w:lang w:bidi="ta-IN"/>
-              </w:rPr>
-              <w:t>…</w:t>
-            </w:r>
-            <w:r>
-              <w:rPr>
-                <w:rFonts w:ascii="Latha" w:hAnsi="Latha" w:cs="Latha"/>
-                <w:szCs w:val="24"/>
-                <w:lang w:bidi="ta-IN"/>
+                <w:lang w:val="it-IT" w:bidi="ta-IN"/>
+              </w:rPr>
+              <w:t>…</w:t>
+            </w:r>
+            <w:r>
+              <w:rPr>
+                <w:rFonts w:ascii="Latha" w:hAnsi="Latha" w:cs="Latha"/>
+                <w:szCs w:val="24"/>
+                <w:lang w:val="it-IT" w:bidi="ta-IN"/>
               </w:rPr>
               <w:t xml:space="preserve"> </w:t>
             </w:r>
@@ -16359,7 +16627,7 @@
                 <w:b/>
                 <w:bCs/>
                 <w:szCs w:val="28"/>
-                <w:lang w:bidi="ta-IN"/>
+                <w:lang w:val="it-IT" w:bidi="ta-IN"/>
               </w:rPr>
               <w:t>…</w:t>
             </w:r>
@@ -16399,7 +16667,7 @@
                 <w:b/>
                 <w:bCs/>
                 <w:szCs w:val="28"/>
-                <w:lang w:bidi="ta-IN"/>
+                <w:lang w:val="it-IT" w:bidi="ta-IN"/>
               </w:rPr>
               <w:t>†</w:t>
             </w:r>
@@ -16442,7 +16710,7 @@
                 <w:b/>
                 <w:bCs/>
                 <w:szCs w:val="28"/>
-                <w:lang w:bidi="ta-IN"/>
+                <w:lang w:val="it-IT" w:bidi="ta-IN"/>
               </w:rPr>
               <w:t>…</w:t>
             </w:r>
@@ -16482,7 +16750,7 @@
                 <w:b/>
                 <w:bCs/>
                 <w:szCs w:val="28"/>
-                <w:lang w:bidi="ta-IN"/>
+                <w:lang w:val="it-IT" w:bidi="ta-IN"/>
               </w:rPr>
               <w:t>†</w:t>
             </w:r>
@@ -16620,7 +16888,7 @@
                 <w:b/>
                 <w:bCs/>
                 <w:szCs w:val="24"/>
-                <w:lang w:bidi="ta-IN"/>
+                <w:lang w:val="it-IT" w:bidi="ta-IN"/>
               </w:rPr>
               <w:t>(</w:t>
             </w:r>
@@ -16639,7 +16907,7 @@
                 <w:b/>
                 <w:bCs/>
                 <w:szCs w:val="24"/>
-                <w:lang w:bidi="ta-IN"/>
+                <w:lang w:val="it-IT" w:bidi="ta-IN"/>
               </w:rPr>
               <w:t>)</w:t>
             </w:r>
@@ -16647,7 +16915,7 @@
               <w:rPr>
                 <w:rFonts w:ascii="Latha" w:hAnsi="Latha" w:cs="Latha"/>
                 <w:szCs w:val="24"/>
-                <w:lang w:bidi="ta-IN"/>
+                <w:lang w:val="it-IT" w:bidi="ta-IN"/>
               </w:rPr>
               <w:t xml:space="preserve"> </w:t>
             </w:r>
@@ -16666,7 +16934,7 @@
                 <w:b/>
                 <w:bCs/>
                 <w:szCs w:val="28"/>
-                <w:lang w:bidi="ta-IN"/>
+                <w:lang w:val="it-IT" w:bidi="ta-IN"/>
               </w:rPr>
               <w:t>…</w:t>
             </w:r>
@@ -16707,7 +16975,7 @@
                 <w:bCs/>
                 <w:szCs w:val="28"/>
                 <w:highlight w:val="yellow"/>
-                <w:lang w:bidi="ta-IN"/>
+                <w:lang w:val="it-IT" w:bidi="ta-IN"/>
               </w:rPr>
               <w:t>†</w:t>
             </w:r>
@@ -16748,7 +17016,7 @@
               <w:rPr>
                 <w:rFonts w:ascii="Latha" w:hAnsi="Latha" w:cs="Latha"/>
                 <w:szCs w:val="24"/>
-                <w:lang w:bidi="ta-IN"/>
+                <w:lang w:val="it-IT" w:bidi="ta-IN"/>
               </w:rPr>
               <w:t>|</w:t>
             </w:r>
@@ -16809,6 +17077,7 @@
                 <w:szCs w:val="32"/>
                 <w:lang w:val="it-IT"/>
               </w:rPr>
+              <w:lastRenderedPageBreak/>
               <w:t xml:space="preserve"> </w:t>
             </w:r>
           </w:p>
@@ -16833,7 +17102,6 @@
                 <w:cs/>
                 <w:lang w:bidi="ta-IN"/>
               </w:rPr>
-              <w:lastRenderedPageBreak/>
               <w:t>30</w:t>
             </w:r>
             <w:r>
@@ -16842,7 +17110,7 @@
                 <w:b/>
                 <w:bCs/>
                 <w:szCs w:val="24"/>
-                <w:lang w:bidi="ta-IN"/>
+                <w:lang w:val="it-IT" w:bidi="ta-IN"/>
               </w:rPr>
               <w:t>)</w:t>
             </w:r>
@@ -16850,7 +17118,7 @@
               <w:rPr>
                 <w:rFonts w:ascii="Latha" w:hAnsi="Latha" w:cs="Latha"/>
                 <w:szCs w:val="24"/>
-                <w:lang w:bidi="ta-IN"/>
+                <w:lang w:val="it-IT" w:bidi="ta-IN"/>
               </w:rPr>
               <w:tab/>
             </w:r>
@@ -16871,7 +17139,7 @@
                 <w:b/>
                 <w:bCs/>
                 <w:szCs w:val="24"/>
-                <w:lang w:bidi="ta-IN"/>
+                <w:lang w:val="it-IT" w:bidi="ta-IN"/>
               </w:rPr>
               <w:t>.</w:t>
             </w:r>
@@ -16892,7 +17160,7 @@
                 <w:b/>
                 <w:bCs/>
                 <w:szCs w:val="24"/>
-                <w:lang w:bidi="ta-IN"/>
+                <w:lang w:val="it-IT" w:bidi="ta-IN"/>
               </w:rPr>
               <w:t>.2(2</w:t>
             </w:r>
@@ -16913,7 +17181,7 @@
                 <w:b/>
                 <w:bCs/>
                 <w:szCs w:val="24"/>
-                <w:lang w:bidi="ta-IN"/>
+                <w:lang w:val="it-IT" w:bidi="ta-IN"/>
               </w:rPr>
               <w:t>)</w:t>
             </w:r>
@@ -16921,7 +17189,7 @@
               <w:rPr>
                 <w:rFonts w:ascii="Latha" w:hAnsi="Latha" w:cs="Latha"/>
                 <w:szCs w:val="24"/>
-                <w:lang w:bidi="ta-IN"/>
+                <w:lang w:val="it-IT" w:bidi="ta-IN"/>
               </w:rPr>
               <w:t xml:space="preserve">-  </w:t>
             </w:r>
@@ -16940,7 +17208,7 @@
                 <w:b/>
                 <w:bCs/>
                 <w:szCs w:val="28"/>
-                <w:lang w:bidi="ta-IN"/>
+                <w:lang w:val="it-IT" w:bidi="ta-IN"/>
               </w:rPr>
               <w:t>…</w:t>
             </w:r>
@@ -16980,7 +17248,7 @@
                 <w:b/>
                 <w:bCs/>
                 <w:szCs w:val="28"/>
-                <w:lang w:bidi="ta-IN"/>
+                <w:lang w:val="it-IT" w:bidi="ta-IN"/>
               </w:rPr>
               <w:t>†</w:t>
             </w:r>
@@ -17021,7 +17289,7 @@
               <w:rPr>
                 <w:rFonts w:ascii="Latha" w:hAnsi="Latha" w:cs="Latha"/>
                 <w:szCs w:val="24"/>
-                <w:lang w:bidi="ta-IN"/>
+                <w:lang w:val="it-IT" w:bidi="ta-IN"/>
               </w:rPr>
               <w:t xml:space="preserve">| </w:t>
             </w:r>
@@ -17040,7 +17308,7 @@
                 <w:b/>
                 <w:bCs/>
                 <w:szCs w:val="28"/>
-                <w:lang w:bidi="ta-IN"/>
+                <w:lang w:val="it-IT" w:bidi="ta-IN"/>
               </w:rPr>
               <w:t>…</w:t>
             </w:r>
@@ -17059,17 +17327,25 @@
                 <w:b/>
                 <w:bCs/>
                 <w:szCs w:val="28"/>
-                <w:lang w:bidi="ta-IN"/>
-              </w:rPr>
-              <w:t>…</w:t>
-            </w:r>
-            <w:r>
-              <w:rPr>
-                <w:rFonts w:ascii="Latha" w:hAnsi="Latha" w:cs="Latha"/>
-                <w:szCs w:val="24"/>
-                <w:lang w:bidi="ta-IN"/>
-              </w:rPr>
-              <w:t xml:space="preserve"> |</w:t>
+                <w:lang w:val="it-IT" w:bidi="ta-IN"/>
+              </w:rPr>
+              <w:t>…</w:t>
+            </w:r>
+            <w:r>
+              <w:rPr>
+                <w:rFonts w:ascii="Latha" w:hAnsi="Latha" w:cs="Latha"/>
+                <w:szCs w:val="24"/>
+                <w:lang w:val="it-IT" w:bidi="ta-IN"/>
+              </w:rPr>
+              <w:t xml:space="preserve"> </w:t>
+            </w:r>
+            <w:r>
+              <w:rPr>
+                <w:rFonts w:ascii="Latha" w:hAnsi="Latha" w:cs="Latha"/>
+                <w:szCs w:val="24"/>
+                <w:lang w:bidi="ta-IN"/>
+              </w:rPr>
+              <w:t>|</w:t>
             </w:r>
           </w:p>
           <w:p>
@@ -18508,7 +18784,6 @@
               <w:rPr>
                 <w:rFonts w:cs="BRH Malayalam Extra"/>
                 <w:szCs w:val="40"/>
-                <w:lang w:val="it-IT"/>
               </w:rPr>
             </w:pPr>
             <w:r>
@@ -18938,7 +19213,6 @@
                 <w:color w:val="000000"/>
                 <w:sz w:val="32"/>
                 <w:szCs w:val="32"/>
-                <w:lang w:val="it-IT"/>
               </w:rPr>
             </w:pPr>
             <w:r>
@@ -19290,7 +19564,7 @@
               <w:adjustRightInd w:val="0"/>
               <w:spacing w:before="0" w:line="240" w:lineRule="auto"/>
               <w:rPr>
-                <w:rFonts w:cs="BRH Malayalam Extra" w:hint="cs"/>
+                <w:rFonts w:cs="BRH Malayalam Extra"/>
                 <w:szCs w:val="40"/>
                 <w:cs/>
                 <w:lang w:val="it-IT"/>
@@ -19699,7 +19973,6 @@
               <w:rPr>
                 <w:rFonts w:cs="BRH Malayalam Extra"/>
                 <w:szCs w:val="40"/>
-                <w:lang w:val="it-IT"/>
               </w:rPr>
             </w:pPr>
             <w:r>
@@ -20017,7 +20290,6 @@
               <w:rPr>
                 <w:rFonts w:cs="BRH Malayalam Extra"/>
                 <w:szCs w:val="40"/>
-                <w:lang w:val="it-IT"/>
               </w:rPr>
             </w:pPr>
             <w:r>
@@ -20151,7 +20423,6 @@
           <w:sz w:val="32"/>
           <w:szCs w:val="32"/>
           <w:u w:val="single"/>
-          <w:lang w:val="it-IT"/>
         </w:rPr>
       </w:pPr>
     </w:p>
@@ -20214,7 +20485,6 @@
           <w:szCs w:val="32"/>
           <w:u w:val="single"/>
         </w:rPr>
-        <w:lastRenderedPageBreak/>
         <w:t xml:space="preserve">TS </w:t>
       </w:r>
       <w:r>
@@ -20633,7 +20903,7 @@
 </file>
 
 <file path=word/endnotes.xml><?xml version="1.0" encoding="utf-8"?>
-<w:endnotes xmlns:wpc="http://schemas.microsoft.com/office/word/2010/wordprocessingCanvas" xmlns:cx="http://schemas.microsoft.com/office/drawing/2014/chartex" xmlns:cx1="http://schemas.microsoft.com/office/drawing/2015/9/8/chartex" xmlns:cx2="http://schemas.microsoft.com/office/drawing/2015/10/21/chartex" xmlns:cx3="http://schemas.microsoft.com/office/drawing/2016/5/9/chartex" xmlns:cx4="http://schemas.microsoft.com/office/drawing/2016/5/10/chartex" xmlns:cx5="http://schemas.microsoft.com/office/drawing/2016/5/11/chartex" xmlns:cx6="http://schemas.microsoft.com/office/drawing/2016/5/12/chartex" xmlns:cx7="http://schemas.microsoft.com/office/drawing/2016/5/13/chartex" xmlns:cx8="http://schemas.microsoft.com/office/drawing/2016/5/14/chartex" xmlns:mc="http://schemas.openxmlformats.org/markup-compatibility/2006" xmlns:aink="http://schemas.microsoft.com/office/drawing/2016/ink" xmlns:am3d="http://schemas.microsoft.com/office/drawing/2017/model3d" xmlns:o="urn:schemas-microsoft-com:office:office" xmlns:oel="http://schemas.microsoft.com/office/2019/extlst" xmlns:r="http://schemas.openxmlformats.org/officeDocument/2006/relationships" xmlns:m="http://schemas.openxmlformats.org/officeDocument/2006/math" xmlns:v="urn:schemas-microsoft-com:vml" xmlns:wp14="http://schemas.microsoft.com/office/word/2010/wordprocessingDrawing" xmlns:wp="http://schemas.openxmlformats.org/drawingml/2006/wordprocessingDrawing" xmlns:w10="urn:schemas-microsoft-com:office:word" xmlns:w="http://schemas.openxmlformats.org/wordprocessingml/2006/main" xmlns:w14="http://schemas.microsoft.com/office/word/2010/wordml" xmlns:w15="http://schemas.microsoft.com/office/word/2012/wordml" xmlns:w16cex="http://schemas.microsoft.com/office/word/2018/wordml/cex" xmlns:w16cid="http://schemas.microsoft.com/office/word/2016/wordml/cid" xmlns:w16="http://schemas.microsoft.com/office/word/2018/wordml" xmlns:w16sdtdh="http://schemas.microsoft.com/office/word/2020/wordml/sdtdatahash" xmlns:w16se="http://schemas.microsoft.com/office/word/2015/wordml/symex" xmlns:wpg="http://schemas.microsoft.com/office/word/2010/wordprocessingGroup" xmlns:wpi="http://schemas.microsoft.com/office/word/2010/wordprocessingInk" xmlns:wne="http://schemas.microsoft.com/office/word/2006/wordml" xmlns:wps="http://schemas.microsoft.com/office/word/2010/wordprocessingShape" mc:Ignorable="w14 w15 w16se w16cid w16 w16cex w16sdtdh wp14">
+<w:endnotes xmlns:wpc="http://schemas.microsoft.com/office/word/2010/wordprocessingCanvas" xmlns:cx="http://schemas.microsoft.com/office/drawing/2014/chartex" xmlns:cx1="http://schemas.microsoft.com/office/drawing/2015/9/8/chartex" xmlns:cx2="http://schemas.microsoft.com/office/drawing/2015/10/21/chartex" xmlns:cx3="http://schemas.microsoft.com/office/drawing/2016/5/9/chartex" xmlns:cx4="http://schemas.microsoft.com/office/drawing/2016/5/10/chartex" xmlns:cx5="http://schemas.microsoft.com/office/drawing/2016/5/11/chartex" xmlns:cx6="http://schemas.microsoft.com/office/drawing/2016/5/12/chartex" xmlns:cx7="http://schemas.microsoft.com/office/drawing/2016/5/13/chartex" xmlns:cx8="http://schemas.microsoft.com/office/drawing/2016/5/14/chartex" xmlns:mc="http://schemas.openxmlformats.org/markup-compatibility/2006" xmlns:aink="http://schemas.microsoft.com/office/drawing/2016/ink" xmlns:am3d="http://schemas.microsoft.com/office/drawing/2017/model3d" xmlns:o="urn:schemas-microsoft-com:office:office" xmlns:oel="http://schemas.microsoft.com/office/2019/extlst" xmlns:r="http://schemas.openxmlformats.org/officeDocument/2006/relationships" xmlns:m="http://schemas.openxmlformats.org/officeDocument/2006/math" xmlns:v="urn:schemas-microsoft-com:vml" xmlns:wp14="http://schemas.microsoft.com/office/word/2010/wordprocessingDrawing" xmlns:wp="http://schemas.openxmlformats.org/drawingml/2006/wordprocessingDrawing" xmlns:w10="urn:schemas-microsoft-com:office:word" xmlns:w="http://schemas.openxmlformats.org/wordprocessingml/2006/main" xmlns:w14="http://schemas.microsoft.com/office/word/2010/wordml" xmlns:w15="http://schemas.microsoft.com/office/word/2012/wordml" xmlns:w16cex="http://schemas.microsoft.com/office/word/2018/wordml/cex" xmlns:w16cid="http://schemas.microsoft.com/office/word/2016/wordml/cid" xmlns:w16="http://schemas.microsoft.com/office/word/2018/wordml" xmlns:w16du="http://schemas.microsoft.com/office/word/2023/wordml/word16du" xmlns:w16sdtdh="http://schemas.microsoft.com/office/word/2020/wordml/sdtdatahash" xmlns:w16sdtfl="http://schemas.microsoft.com/office/word/2024/wordml/sdtformatlock" xmlns:w16se="http://schemas.microsoft.com/office/word/2015/wordml/symex" xmlns:wpg="http://schemas.microsoft.com/office/word/2010/wordprocessingGroup" xmlns:wpi="http://schemas.microsoft.com/office/word/2010/wordprocessingInk" xmlns:wne="http://schemas.microsoft.com/office/word/2006/wordml" xmlns:wps="http://schemas.microsoft.com/office/word/2010/wordprocessingShape" mc:Ignorable="w14 w15 w16se w16cid w16 w16cex w16sdtdh w16sdtfl w16du wp14">
   <w:endnote w:type="separator" w:id="-1">
     <w:p>
       <w:pPr>
@@ -20658,7 +20928,7 @@
 </file>
 
 <file path=word/footer1.xml><?xml version="1.0" encoding="utf-8"?>
-<w:ftr xmlns:wpc="http://schemas.microsoft.com/office/word/2010/wordprocessingCanvas" xmlns:cx="http://schemas.microsoft.com/office/drawing/2014/chartex" xmlns:cx1="http://schemas.microsoft.com/office/drawing/2015/9/8/chartex" xmlns:cx2="http://schemas.microsoft.com/office/drawing/2015/10/21/chartex" xmlns:cx3="http://schemas.microsoft.com/office/drawing/2016/5/9/chartex" xmlns:cx4="http://schemas.microsoft.com/office/drawing/2016/5/10/chartex" xmlns:cx5="http://schemas.microsoft.com/office/drawing/2016/5/11/chartex" xmlns:cx6="http://schemas.microsoft.com/office/drawing/2016/5/12/chartex" xmlns:cx7="http://schemas.microsoft.com/office/drawing/2016/5/13/chartex" xmlns:cx8="http://schemas.microsoft.com/office/drawing/2016/5/14/chartex" xmlns:mc="http://schemas.openxmlformats.org/markup-compatibility/2006" xmlns:aink="http://schemas.microsoft.com/office/drawing/2016/ink" xmlns:am3d="http://schemas.microsoft.com/office/drawing/2017/model3d" xmlns:o="urn:schemas-microsoft-com:office:office" xmlns:oel="http://schemas.microsoft.com/office/2019/extlst" xmlns:r="http://schemas.openxmlformats.org/officeDocument/2006/relationships" xmlns:m="http://schemas.openxmlformats.org/officeDocument/2006/math" xmlns:v="urn:schemas-microsoft-com:vml" xmlns:wp14="http://schemas.microsoft.com/office/word/2010/wordprocessingDrawing" xmlns:wp="http://schemas.openxmlformats.org/drawingml/2006/wordprocessingDrawing" xmlns:w10="urn:schemas-microsoft-com:office:word" xmlns:w="http://schemas.openxmlformats.org/wordprocessingml/2006/main" xmlns:w14="http://schemas.microsoft.com/office/word/2010/wordml" xmlns:w15="http://schemas.microsoft.com/office/word/2012/wordml" xmlns:w16cex="http://schemas.microsoft.com/office/word/2018/wordml/cex" xmlns:w16cid="http://schemas.microsoft.com/office/word/2016/wordml/cid" xmlns:w16="http://schemas.microsoft.com/office/word/2018/wordml" xmlns:w16sdtdh="http://schemas.microsoft.com/office/word/2020/wordml/sdtdatahash" xmlns:w16se="http://schemas.microsoft.com/office/word/2015/wordml/symex" xmlns:wpg="http://schemas.microsoft.com/office/word/2010/wordprocessingGroup" xmlns:wpi="http://schemas.microsoft.com/office/word/2010/wordprocessingInk" xmlns:wne="http://schemas.microsoft.com/office/word/2006/wordml" xmlns:wps="http://schemas.microsoft.com/office/word/2010/wordprocessingShape" mc:Ignorable="w14 w15 w16se w16cid w16 w16cex w16sdtdh wp14">
+<w:ftr xmlns:wpc="http://schemas.microsoft.com/office/word/2010/wordprocessingCanvas" xmlns:cx="http://schemas.microsoft.com/office/drawing/2014/chartex" xmlns:cx1="http://schemas.microsoft.com/office/drawing/2015/9/8/chartex" xmlns:cx2="http://schemas.microsoft.com/office/drawing/2015/10/21/chartex" xmlns:cx3="http://schemas.microsoft.com/office/drawing/2016/5/9/chartex" xmlns:cx4="http://schemas.microsoft.com/office/drawing/2016/5/10/chartex" xmlns:cx5="http://schemas.microsoft.com/office/drawing/2016/5/11/chartex" xmlns:cx6="http://schemas.microsoft.com/office/drawing/2016/5/12/chartex" xmlns:cx7="http://schemas.microsoft.com/office/drawing/2016/5/13/chartex" xmlns:cx8="http://schemas.microsoft.com/office/drawing/2016/5/14/chartex" xmlns:mc="http://schemas.openxmlformats.org/markup-compatibility/2006" xmlns:aink="http://schemas.microsoft.com/office/drawing/2016/ink" xmlns:am3d="http://schemas.microsoft.com/office/drawing/2017/model3d" xmlns:o="urn:schemas-microsoft-com:office:office" xmlns:oel="http://schemas.microsoft.com/office/2019/extlst" xmlns:r="http://schemas.openxmlformats.org/officeDocument/2006/relationships" xmlns:m="http://schemas.openxmlformats.org/officeDocument/2006/math" xmlns:v="urn:schemas-microsoft-com:vml" xmlns:wp14="http://schemas.microsoft.com/office/word/2010/wordprocessingDrawing" xmlns:wp="http://schemas.openxmlformats.org/drawingml/2006/wordprocessingDrawing" xmlns:w10="urn:schemas-microsoft-com:office:word" xmlns:w="http://schemas.openxmlformats.org/wordprocessingml/2006/main" xmlns:w14="http://schemas.microsoft.com/office/word/2010/wordml" xmlns:w15="http://schemas.microsoft.com/office/word/2012/wordml" xmlns:w16cex="http://schemas.microsoft.com/office/word/2018/wordml/cex" xmlns:w16cid="http://schemas.microsoft.com/office/word/2016/wordml/cid" xmlns:w16="http://schemas.microsoft.com/office/word/2018/wordml" xmlns:w16du="http://schemas.microsoft.com/office/word/2023/wordml/word16du" xmlns:w16sdtdh="http://schemas.microsoft.com/office/word/2020/wordml/sdtdatahash" xmlns:w16sdtfl="http://schemas.microsoft.com/office/word/2024/wordml/sdtformatlock" xmlns:w16se="http://schemas.microsoft.com/office/word/2015/wordml/symex" xmlns:wpg="http://schemas.microsoft.com/office/word/2010/wordprocessingGroup" xmlns:wpi="http://schemas.microsoft.com/office/word/2010/wordprocessingInk" xmlns:wne="http://schemas.microsoft.com/office/word/2006/wordml" xmlns:wps="http://schemas.microsoft.com/office/word/2010/wordprocessingShape" mc:Ignorable="w14 w15 w16se w16cid w16 w16cex w16sdtdh w16sdtfl w16du wp14">
   <w:p>
     <w:pPr>
       <w:pBdr>
@@ -20840,7 +21110,7 @@
 </file>
 
 <file path=word/footer2.xml><?xml version="1.0" encoding="utf-8"?>
-<w:ftr xmlns:wpc="http://schemas.microsoft.com/office/word/2010/wordprocessingCanvas" xmlns:cx="http://schemas.microsoft.com/office/drawing/2014/chartex" xmlns:cx1="http://schemas.microsoft.com/office/drawing/2015/9/8/chartex" xmlns:cx2="http://schemas.microsoft.com/office/drawing/2015/10/21/chartex" xmlns:cx3="http://schemas.microsoft.com/office/drawing/2016/5/9/chartex" xmlns:cx4="http://schemas.microsoft.com/office/drawing/2016/5/10/chartex" xmlns:cx5="http://schemas.microsoft.com/office/drawing/2016/5/11/chartex" xmlns:cx6="http://schemas.microsoft.com/office/drawing/2016/5/12/chartex" xmlns:cx7="http://schemas.microsoft.com/office/drawing/2016/5/13/chartex" xmlns:cx8="http://schemas.microsoft.com/office/drawing/2016/5/14/chartex" xmlns:mc="http://schemas.openxmlformats.org/markup-compatibility/2006" xmlns:aink="http://schemas.microsoft.com/office/drawing/2016/ink" xmlns:am3d="http://schemas.microsoft.com/office/drawing/2017/model3d" xmlns:o="urn:schemas-microsoft-com:office:office" xmlns:oel="http://schemas.microsoft.com/office/2019/extlst" xmlns:r="http://schemas.openxmlformats.org/officeDocument/2006/relationships" xmlns:m="http://schemas.openxmlformats.org/officeDocument/2006/math" xmlns:v="urn:schemas-microsoft-com:vml" xmlns:wp14="http://schemas.microsoft.com/office/word/2010/wordprocessingDrawing" xmlns:wp="http://schemas.openxmlformats.org/drawingml/2006/wordprocessingDrawing" xmlns:w10="urn:schemas-microsoft-com:office:word" xmlns:w="http://schemas.openxmlformats.org/wordprocessingml/2006/main" xmlns:w14="http://schemas.microsoft.com/office/word/2010/wordml" xmlns:w15="http://schemas.microsoft.com/office/word/2012/wordml" xmlns:w16cex="http://schemas.microsoft.com/office/word/2018/wordml/cex" xmlns:w16cid="http://schemas.microsoft.com/office/word/2016/wordml/cid" xmlns:w16="http://schemas.microsoft.com/office/word/2018/wordml" xmlns:w16sdtdh="http://schemas.microsoft.com/office/word/2020/wordml/sdtdatahash" xmlns:w16se="http://schemas.microsoft.com/office/word/2015/wordml/symex" xmlns:wpg="http://schemas.microsoft.com/office/word/2010/wordprocessingGroup" xmlns:wpi="http://schemas.microsoft.com/office/word/2010/wordprocessingInk" xmlns:wne="http://schemas.microsoft.com/office/word/2006/wordml" xmlns:wps="http://schemas.microsoft.com/office/word/2010/wordprocessingShape" mc:Ignorable="w14 w15 w16se w16cid w16 w16cex w16sdtdh wp14">
+<w:ftr xmlns:wpc="http://schemas.microsoft.com/office/word/2010/wordprocessingCanvas" xmlns:cx="http://schemas.microsoft.com/office/drawing/2014/chartex" xmlns:cx1="http://schemas.microsoft.com/office/drawing/2015/9/8/chartex" xmlns:cx2="http://schemas.microsoft.com/office/drawing/2015/10/21/chartex" xmlns:cx3="http://schemas.microsoft.com/office/drawing/2016/5/9/chartex" xmlns:cx4="http://schemas.microsoft.com/office/drawing/2016/5/10/chartex" xmlns:cx5="http://schemas.microsoft.com/office/drawing/2016/5/11/chartex" xmlns:cx6="http://schemas.microsoft.com/office/drawing/2016/5/12/chartex" xmlns:cx7="http://schemas.microsoft.com/office/drawing/2016/5/13/chartex" xmlns:cx8="http://schemas.microsoft.com/office/drawing/2016/5/14/chartex" xmlns:mc="http://schemas.openxmlformats.org/markup-compatibility/2006" xmlns:aink="http://schemas.microsoft.com/office/drawing/2016/ink" xmlns:am3d="http://schemas.microsoft.com/office/drawing/2017/model3d" xmlns:o="urn:schemas-microsoft-com:office:office" xmlns:oel="http://schemas.microsoft.com/office/2019/extlst" xmlns:r="http://schemas.openxmlformats.org/officeDocument/2006/relationships" xmlns:m="http://schemas.openxmlformats.org/officeDocument/2006/math" xmlns:v="urn:schemas-microsoft-com:vml" xmlns:wp14="http://schemas.microsoft.com/office/word/2010/wordprocessingDrawing" xmlns:wp="http://schemas.openxmlformats.org/drawingml/2006/wordprocessingDrawing" xmlns:w10="urn:schemas-microsoft-com:office:word" xmlns:w="http://schemas.openxmlformats.org/wordprocessingml/2006/main" xmlns:w14="http://schemas.microsoft.com/office/word/2010/wordml" xmlns:w15="http://schemas.microsoft.com/office/word/2012/wordml" xmlns:w16cex="http://schemas.microsoft.com/office/word/2018/wordml/cex" xmlns:w16cid="http://schemas.microsoft.com/office/word/2016/wordml/cid" xmlns:w16="http://schemas.microsoft.com/office/word/2018/wordml" xmlns:w16du="http://schemas.microsoft.com/office/word/2023/wordml/word16du" xmlns:w16sdtdh="http://schemas.microsoft.com/office/word/2020/wordml/sdtdatahash" xmlns:w16sdtfl="http://schemas.microsoft.com/office/word/2024/wordml/sdtformatlock" xmlns:w16se="http://schemas.microsoft.com/office/word/2015/wordml/symex" xmlns:wpg="http://schemas.microsoft.com/office/word/2010/wordprocessingGroup" xmlns:wpi="http://schemas.microsoft.com/office/word/2010/wordprocessingInk" xmlns:wne="http://schemas.microsoft.com/office/word/2006/wordml" xmlns:wps="http://schemas.microsoft.com/office/word/2010/wordprocessingShape" mc:Ignorable="w14 w15 w16se w16cid w16 w16cex w16sdtdh w16sdtfl w16du wp14">
   <w:p>
     <w:pPr>
       <w:pBdr>
@@ -21072,7 +21342,7 @@
 </file>
 
 <file path=word/footnotes.xml><?xml version="1.0" encoding="utf-8"?>
-<w:footnotes xmlns:wpc="http://schemas.microsoft.com/office/word/2010/wordprocessingCanvas" xmlns:cx="http://schemas.microsoft.com/office/drawing/2014/chartex" xmlns:cx1="http://schemas.microsoft.com/office/drawing/2015/9/8/chartex" xmlns:cx2="http://schemas.microsoft.com/office/drawing/2015/10/21/chartex" xmlns:cx3="http://schemas.microsoft.com/office/drawing/2016/5/9/chartex" xmlns:cx4="http://schemas.microsoft.com/office/drawing/2016/5/10/chartex" xmlns:cx5="http://schemas.microsoft.com/office/drawing/2016/5/11/chartex" xmlns:cx6="http://schemas.microsoft.com/office/drawing/2016/5/12/chartex" xmlns:cx7="http://schemas.microsoft.com/office/drawing/2016/5/13/chartex" xmlns:cx8="http://schemas.microsoft.com/office/drawing/2016/5/14/chartex" xmlns:mc="http://schemas.openxmlformats.org/markup-compatibility/2006" xmlns:aink="http://schemas.microsoft.com/office/drawing/2016/ink" xmlns:am3d="http://schemas.microsoft.com/office/drawing/2017/model3d" xmlns:o="urn:schemas-microsoft-com:office:office" xmlns:oel="http://schemas.microsoft.com/office/2019/extlst" xmlns:r="http://schemas.openxmlformats.org/officeDocument/2006/relationships" xmlns:m="http://schemas.openxmlformats.org/officeDocument/2006/math" xmlns:v="urn:schemas-microsoft-com:vml" xmlns:wp14="http://schemas.microsoft.com/office/word/2010/wordprocessingDrawing" xmlns:wp="http://schemas.openxmlformats.org/drawingml/2006/wordprocessingDrawing" xmlns:w10="urn:schemas-microsoft-com:office:word" xmlns:w="http://schemas.openxmlformats.org/wordprocessingml/2006/main" xmlns:w14="http://schemas.microsoft.com/office/word/2010/wordml" xmlns:w15="http://schemas.microsoft.com/office/word/2012/wordml" xmlns:w16cex="http://schemas.microsoft.com/office/word/2018/wordml/cex" xmlns:w16cid="http://schemas.microsoft.com/office/word/2016/wordml/cid" xmlns:w16="http://schemas.microsoft.com/office/word/2018/wordml" xmlns:w16sdtdh="http://schemas.microsoft.com/office/word/2020/wordml/sdtdatahash" xmlns:w16se="http://schemas.microsoft.com/office/word/2015/wordml/symex" xmlns:wpg="http://schemas.microsoft.com/office/word/2010/wordprocessingGroup" xmlns:wpi="http://schemas.microsoft.com/office/word/2010/wordprocessingInk" xmlns:wne="http://schemas.microsoft.com/office/word/2006/wordml" xmlns:wps="http://schemas.microsoft.com/office/word/2010/wordprocessingShape" mc:Ignorable="w14 w15 w16se w16cid w16 w16cex w16sdtdh wp14">
+<w:footnotes xmlns:wpc="http://schemas.microsoft.com/office/word/2010/wordprocessingCanvas" xmlns:cx="http://schemas.microsoft.com/office/drawing/2014/chartex" xmlns:cx1="http://schemas.microsoft.com/office/drawing/2015/9/8/chartex" xmlns:cx2="http://schemas.microsoft.com/office/drawing/2015/10/21/chartex" xmlns:cx3="http://schemas.microsoft.com/office/drawing/2016/5/9/chartex" xmlns:cx4="http://schemas.microsoft.com/office/drawing/2016/5/10/chartex" xmlns:cx5="http://schemas.microsoft.com/office/drawing/2016/5/11/chartex" xmlns:cx6="http://schemas.microsoft.com/office/drawing/2016/5/12/chartex" xmlns:cx7="http://schemas.microsoft.com/office/drawing/2016/5/13/chartex" xmlns:cx8="http://schemas.microsoft.com/office/drawing/2016/5/14/chartex" xmlns:mc="http://schemas.openxmlformats.org/markup-compatibility/2006" xmlns:aink="http://schemas.microsoft.com/office/drawing/2016/ink" xmlns:am3d="http://schemas.microsoft.com/office/drawing/2017/model3d" xmlns:o="urn:schemas-microsoft-com:office:office" xmlns:oel="http://schemas.microsoft.com/office/2019/extlst" xmlns:r="http://schemas.openxmlformats.org/officeDocument/2006/relationships" xmlns:m="http://schemas.openxmlformats.org/officeDocument/2006/math" xmlns:v="urn:schemas-microsoft-com:vml" xmlns:wp14="http://schemas.microsoft.com/office/word/2010/wordprocessingDrawing" xmlns:wp="http://schemas.openxmlformats.org/drawingml/2006/wordprocessingDrawing" xmlns:w10="urn:schemas-microsoft-com:office:word" xmlns:w="http://schemas.openxmlformats.org/wordprocessingml/2006/main" xmlns:w14="http://schemas.microsoft.com/office/word/2010/wordml" xmlns:w15="http://schemas.microsoft.com/office/word/2012/wordml" xmlns:w16cex="http://schemas.microsoft.com/office/word/2018/wordml/cex" xmlns:w16cid="http://schemas.microsoft.com/office/word/2016/wordml/cid" xmlns:w16="http://schemas.microsoft.com/office/word/2018/wordml" xmlns:w16du="http://schemas.microsoft.com/office/word/2023/wordml/word16du" xmlns:w16sdtdh="http://schemas.microsoft.com/office/word/2020/wordml/sdtdatahash" xmlns:w16sdtfl="http://schemas.microsoft.com/office/word/2024/wordml/sdtformatlock" xmlns:w16se="http://schemas.microsoft.com/office/word/2015/wordml/symex" xmlns:wpg="http://schemas.microsoft.com/office/word/2010/wordprocessingGroup" xmlns:wpi="http://schemas.microsoft.com/office/word/2010/wordprocessingInk" xmlns:wne="http://schemas.microsoft.com/office/word/2006/wordml" xmlns:wps="http://schemas.microsoft.com/office/word/2010/wordprocessingShape" mc:Ignorable="w14 w15 w16se w16cid w16 w16cex w16sdtdh w16sdtfl w16du wp14">
   <w:footnote w:type="separator" w:id="-1">
     <w:p>
       <w:pPr>
@@ -21097,7 +21367,7 @@
 </file>
 
 <file path=word/header1.xml><?xml version="1.0" encoding="utf-8"?>
-<w:hdr xmlns:wpc="http://schemas.microsoft.com/office/word/2010/wordprocessingCanvas" xmlns:cx="http://schemas.microsoft.com/office/drawing/2014/chartex" xmlns:cx1="http://schemas.microsoft.com/office/drawing/2015/9/8/chartex" xmlns:cx2="http://schemas.microsoft.com/office/drawing/2015/10/21/chartex" xmlns:cx3="http://schemas.microsoft.com/office/drawing/2016/5/9/chartex" xmlns:cx4="http://schemas.microsoft.com/office/drawing/2016/5/10/chartex" xmlns:cx5="http://schemas.microsoft.com/office/drawing/2016/5/11/chartex" xmlns:cx6="http://schemas.microsoft.com/office/drawing/2016/5/12/chartex" xmlns:cx7="http://schemas.microsoft.com/office/drawing/2016/5/13/chartex" xmlns:cx8="http://schemas.microsoft.com/office/drawing/2016/5/14/chartex" xmlns:mc="http://schemas.openxmlformats.org/markup-compatibility/2006" xmlns:aink="http://schemas.microsoft.com/office/drawing/2016/ink" xmlns:am3d="http://schemas.microsoft.com/office/drawing/2017/model3d" xmlns:o="urn:schemas-microsoft-com:office:office" xmlns:oel="http://schemas.microsoft.com/office/2019/extlst" xmlns:r="http://schemas.openxmlformats.org/officeDocument/2006/relationships" xmlns:m="http://schemas.openxmlformats.org/officeDocument/2006/math" xmlns:v="urn:schemas-microsoft-com:vml" xmlns:wp14="http://schemas.microsoft.com/office/word/2010/wordprocessingDrawing" xmlns:wp="http://schemas.openxmlformats.org/drawingml/2006/wordprocessingDrawing" xmlns:w10="urn:schemas-microsoft-com:office:word" xmlns:w="http://schemas.openxmlformats.org/wordprocessingml/2006/main" xmlns:w14="http://schemas.microsoft.com/office/word/2010/wordml" xmlns:w15="http://schemas.microsoft.com/office/word/2012/wordml" xmlns:w16cex="http://schemas.microsoft.com/office/word/2018/wordml/cex" xmlns:w16cid="http://schemas.microsoft.com/office/word/2016/wordml/cid" xmlns:w16="http://schemas.microsoft.com/office/word/2018/wordml" xmlns:w16sdtdh="http://schemas.microsoft.com/office/word/2020/wordml/sdtdatahash" xmlns:w16se="http://schemas.microsoft.com/office/word/2015/wordml/symex" xmlns:wpg="http://schemas.microsoft.com/office/word/2010/wordprocessingGroup" xmlns:wpi="http://schemas.microsoft.com/office/word/2010/wordprocessingInk" xmlns:wne="http://schemas.microsoft.com/office/word/2006/wordml" xmlns:wps="http://schemas.microsoft.com/office/word/2010/wordprocessingShape" mc:Ignorable="w14 w15 w16se w16cid w16 w16cex w16sdtdh wp14">
+<w:hdr xmlns:wpc="http://schemas.microsoft.com/office/word/2010/wordprocessingCanvas" xmlns:cx="http://schemas.microsoft.com/office/drawing/2014/chartex" xmlns:cx1="http://schemas.microsoft.com/office/drawing/2015/9/8/chartex" xmlns:cx2="http://schemas.microsoft.com/office/drawing/2015/10/21/chartex" xmlns:cx3="http://schemas.microsoft.com/office/drawing/2016/5/9/chartex" xmlns:cx4="http://schemas.microsoft.com/office/drawing/2016/5/10/chartex" xmlns:cx5="http://schemas.microsoft.com/office/drawing/2016/5/11/chartex" xmlns:cx6="http://schemas.microsoft.com/office/drawing/2016/5/12/chartex" xmlns:cx7="http://schemas.microsoft.com/office/drawing/2016/5/13/chartex" xmlns:cx8="http://schemas.microsoft.com/office/drawing/2016/5/14/chartex" xmlns:mc="http://schemas.openxmlformats.org/markup-compatibility/2006" xmlns:aink="http://schemas.microsoft.com/office/drawing/2016/ink" xmlns:am3d="http://schemas.microsoft.com/office/drawing/2017/model3d" xmlns:o="urn:schemas-microsoft-com:office:office" xmlns:oel="http://schemas.microsoft.com/office/2019/extlst" xmlns:r="http://schemas.openxmlformats.org/officeDocument/2006/relationships" xmlns:m="http://schemas.openxmlformats.org/officeDocument/2006/math" xmlns:v="urn:schemas-microsoft-com:vml" xmlns:wp14="http://schemas.microsoft.com/office/word/2010/wordprocessingDrawing" xmlns:wp="http://schemas.openxmlformats.org/drawingml/2006/wordprocessingDrawing" xmlns:w10="urn:schemas-microsoft-com:office:word" xmlns:w="http://schemas.openxmlformats.org/wordprocessingml/2006/main" xmlns:w14="http://schemas.microsoft.com/office/word/2010/wordml" xmlns:w15="http://schemas.microsoft.com/office/word/2012/wordml" xmlns:w16cex="http://schemas.microsoft.com/office/word/2018/wordml/cex" xmlns:w16cid="http://schemas.microsoft.com/office/word/2016/wordml/cid" xmlns:w16="http://schemas.microsoft.com/office/word/2018/wordml" xmlns:w16du="http://schemas.microsoft.com/office/word/2023/wordml/word16du" xmlns:w16sdtdh="http://schemas.microsoft.com/office/word/2020/wordml/sdtdatahash" xmlns:w16sdtfl="http://schemas.microsoft.com/office/word/2024/wordml/sdtformatlock" xmlns:w16se="http://schemas.microsoft.com/office/word/2015/wordml/symex" xmlns:wpg="http://schemas.microsoft.com/office/word/2010/wordprocessingGroup" xmlns:wpi="http://schemas.microsoft.com/office/word/2010/wordprocessingInk" xmlns:wne="http://schemas.microsoft.com/office/word/2006/wordml" xmlns:wps="http://schemas.microsoft.com/office/word/2010/wordprocessingShape" mc:Ignorable="w14 w15 w16se w16cid w16 w16cex w16sdtdh w16sdtfl w16du wp14">
   <w:p>
     <w:pPr>
       <w:pStyle w:val="Header"/>
@@ -21118,7 +21388,7 @@
 </file>
 
 <file path=word/header2.xml><?xml version="1.0" encoding="utf-8"?>
-<w:hdr xmlns:wpc="http://schemas.microsoft.com/office/word/2010/wordprocessingCanvas" xmlns:cx="http://schemas.microsoft.com/office/drawing/2014/chartex" xmlns:cx1="http://schemas.microsoft.com/office/drawing/2015/9/8/chartex" xmlns:cx2="http://schemas.microsoft.com/office/drawing/2015/10/21/chartex" xmlns:cx3="http://schemas.microsoft.com/office/drawing/2016/5/9/chartex" xmlns:cx4="http://schemas.microsoft.com/office/drawing/2016/5/10/chartex" xmlns:cx5="http://schemas.microsoft.com/office/drawing/2016/5/11/chartex" xmlns:cx6="http://schemas.microsoft.com/office/drawing/2016/5/12/chartex" xmlns:cx7="http://schemas.microsoft.com/office/drawing/2016/5/13/chartex" xmlns:cx8="http://schemas.microsoft.com/office/drawing/2016/5/14/chartex" xmlns:mc="http://schemas.openxmlformats.org/markup-compatibility/2006" xmlns:aink="http://schemas.microsoft.com/office/drawing/2016/ink" xmlns:am3d="http://schemas.microsoft.com/office/drawing/2017/model3d" xmlns:o="urn:schemas-microsoft-com:office:office" xmlns:oel="http://schemas.microsoft.com/office/2019/extlst" xmlns:r="http://schemas.openxmlformats.org/officeDocument/2006/relationships" xmlns:m="http://schemas.openxmlformats.org/officeDocument/2006/math" xmlns:v="urn:schemas-microsoft-com:vml" xmlns:wp14="http://schemas.microsoft.com/office/word/2010/wordprocessingDrawing" xmlns:wp="http://schemas.openxmlformats.org/drawingml/2006/wordprocessingDrawing" xmlns:w10="urn:schemas-microsoft-com:office:word" xmlns:w="http://schemas.openxmlformats.org/wordprocessingml/2006/main" xmlns:w14="http://schemas.microsoft.com/office/word/2010/wordml" xmlns:w15="http://schemas.microsoft.com/office/word/2012/wordml" xmlns:w16cex="http://schemas.microsoft.com/office/word/2018/wordml/cex" xmlns:w16cid="http://schemas.microsoft.com/office/word/2016/wordml/cid" xmlns:w16="http://schemas.microsoft.com/office/word/2018/wordml" xmlns:w16sdtdh="http://schemas.microsoft.com/office/word/2020/wordml/sdtdatahash" xmlns:w16se="http://schemas.microsoft.com/office/word/2015/wordml/symex" xmlns:wpg="http://schemas.microsoft.com/office/word/2010/wordprocessingGroup" xmlns:wpi="http://schemas.microsoft.com/office/word/2010/wordprocessingInk" xmlns:wne="http://schemas.microsoft.com/office/word/2006/wordml" xmlns:wps="http://schemas.microsoft.com/office/word/2010/wordprocessingShape" mc:Ignorable="w14 w15 w16se w16cid w16 w16cex w16sdtdh wp14">
+<w:hdr xmlns:wpc="http://schemas.microsoft.com/office/word/2010/wordprocessingCanvas" xmlns:cx="http://schemas.microsoft.com/office/drawing/2014/chartex" xmlns:cx1="http://schemas.microsoft.com/office/drawing/2015/9/8/chartex" xmlns:cx2="http://schemas.microsoft.com/office/drawing/2015/10/21/chartex" xmlns:cx3="http://schemas.microsoft.com/office/drawing/2016/5/9/chartex" xmlns:cx4="http://schemas.microsoft.com/office/drawing/2016/5/10/chartex" xmlns:cx5="http://schemas.microsoft.com/office/drawing/2016/5/11/chartex" xmlns:cx6="http://schemas.microsoft.com/office/drawing/2016/5/12/chartex" xmlns:cx7="http://schemas.microsoft.com/office/drawing/2016/5/13/chartex" xmlns:cx8="http://schemas.microsoft.com/office/drawing/2016/5/14/chartex" xmlns:mc="http://schemas.openxmlformats.org/markup-compatibility/2006" xmlns:aink="http://schemas.microsoft.com/office/drawing/2016/ink" xmlns:am3d="http://schemas.microsoft.com/office/drawing/2017/model3d" xmlns:o="urn:schemas-microsoft-com:office:office" xmlns:oel="http://schemas.microsoft.com/office/2019/extlst" xmlns:r="http://schemas.openxmlformats.org/officeDocument/2006/relationships" xmlns:m="http://schemas.openxmlformats.org/officeDocument/2006/math" xmlns:v="urn:schemas-microsoft-com:vml" xmlns:wp14="http://schemas.microsoft.com/office/word/2010/wordprocessingDrawing" xmlns:wp="http://schemas.openxmlformats.org/drawingml/2006/wordprocessingDrawing" xmlns:w10="urn:schemas-microsoft-com:office:word" xmlns:w="http://schemas.openxmlformats.org/wordprocessingml/2006/main" xmlns:w14="http://schemas.microsoft.com/office/word/2010/wordml" xmlns:w15="http://schemas.microsoft.com/office/word/2012/wordml" xmlns:w16cex="http://schemas.microsoft.com/office/word/2018/wordml/cex" xmlns:w16cid="http://schemas.microsoft.com/office/word/2016/wordml/cid" xmlns:w16="http://schemas.microsoft.com/office/word/2018/wordml" xmlns:w16du="http://schemas.microsoft.com/office/word/2023/wordml/word16du" xmlns:w16sdtdh="http://schemas.microsoft.com/office/word/2020/wordml/sdtdatahash" xmlns:w16sdtfl="http://schemas.microsoft.com/office/word/2024/wordml/sdtformatlock" xmlns:w16se="http://schemas.microsoft.com/office/word/2015/wordml/symex" xmlns:wpg="http://schemas.microsoft.com/office/word/2010/wordprocessingGroup" xmlns:wpi="http://schemas.microsoft.com/office/word/2010/wordprocessingInk" xmlns:wne="http://schemas.microsoft.com/office/word/2006/wordml" xmlns:wps="http://schemas.microsoft.com/office/word/2010/wordprocessingShape" mc:Ignorable="w14 w15 w16se w16cid w16 w16cex w16sdtdh w16sdtfl w16du wp14">
   <w:p>
     <w:pPr>
       <w:pStyle w:val="Header"/>
@@ -21131,7 +21401,7 @@
 </file>
 
 <file path=word/styles.xml><?xml version="1.0" encoding="utf-8"?>
-<w:styles xmlns:mc="http://schemas.openxmlformats.org/markup-compatibility/2006" xmlns:r="http://schemas.openxmlformats.org/officeDocument/2006/relationships" xmlns:w="http://schemas.openxmlformats.org/wordprocessingml/2006/main" xmlns:w14="http://schemas.microsoft.com/office/word/2010/wordml" xmlns:w15="http://schemas.microsoft.com/office/word/2012/wordml" xmlns:w16cex="http://schemas.microsoft.com/office/word/2018/wordml/cex" xmlns:w16cid="http://schemas.microsoft.com/office/word/2016/wordml/cid" xmlns:w16="http://schemas.microsoft.com/office/word/2018/wordml" xmlns:w16sdtdh="http://schemas.microsoft.com/office/word/2020/wordml/sdtdatahash" xmlns:w16se="http://schemas.microsoft.com/office/word/2015/wordml/symex" mc:Ignorable="w14 w15 w16se w16cid w16 w16cex w16sdtdh">
+<w:styles xmlns:mc="http://schemas.openxmlformats.org/markup-compatibility/2006" xmlns:r="http://schemas.openxmlformats.org/officeDocument/2006/relationships" xmlns:w="http://schemas.openxmlformats.org/wordprocessingml/2006/main" xmlns:w14="http://schemas.microsoft.com/office/word/2010/wordml" xmlns:w15="http://schemas.microsoft.com/office/word/2012/wordml" xmlns:w16cex="http://schemas.microsoft.com/office/word/2018/wordml/cex" xmlns:w16cid="http://schemas.microsoft.com/office/word/2016/wordml/cid" xmlns:w16="http://schemas.microsoft.com/office/word/2018/wordml" xmlns:w16du="http://schemas.microsoft.com/office/word/2023/wordml/word16du" xmlns:w16sdtdh="http://schemas.microsoft.com/office/word/2020/wordml/sdtdatahash" xmlns:w16sdtfl="http://schemas.microsoft.com/office/word/2024/wordml/sdtformatlock" xmlns:w16se="http://schemas.microsoft.com/office/word/2015/wordml/symex" mc:Ignorable="w14 w15 w16se w16cid w16 w16cex w16sdtdh w16sdtfl w16du">
   <w:docDefaults>
     <w:rPrDefault>
       <w:rPr>

--- a/TS Jatai Ghanam Project/TS 3.5/TS 3.5 Jatai Tamil Corrections.docx
+++ b/TS Jatai Ghanam Project/TS 3.5/TS 3.5 Jatai Tamil Corrections.docx
@@ -4793,6 +4793,7 @@
                 <w:cs/>
                 <w:lang w:bidi="ta-IN"/>
               </w:rPr>
+              <w:lastRenderedPageBreak/>
               <w:t>சாங்கி</w:t>
             </w:r>
             <w:r>
@@ -5014,7 +5015,6 @@
                 <w:cs/>
                 <w:lang w:bidi="ta-IN"/>
               </w:rPr>
-              <w:lastRenderedPageBreak/>
               <w:t>31</w:t>
             </w:r>
             <w:r>
@@ -9120,282 +9120,268 @@
               <w:adjustRightInd w:val="0"/>
               <w:spacing w:before="0" w:line="240" w:lineRule="auto"/>
               <w:rPr>
-                <w:rFonts w:ascii="Latha" w:hAnsi="Latha" w:cs="Latha"/>
-                <w:szCs w:val="24"/>
-                <w:lang w:bidi="ta-IN"/>
-              </w:rPr>
-            </w:pPr>
-            <w:r>
-              <w:rPr>
-                <w:rFonts w:ascii="Latha" w:hAnsi="Latha" w:cs="Latha"/>
-                <w:szCs w:val="24"/>
-                <w:cs/>
-                <w:lang w:bidi="ta-IN"/>
-              </w:rPr>
-              <w:t>ல</w:t>
-            </w:r>
-            <w:r>
-              <w:rPr>
-                <w:rFonts w:ascii="BRH Tamil Tab Extra" w:hAnsi="BRH Tamil Tab Extra" w:cs="Latha"/>
-                <w:b/>
-                <w:bCs/>
-                <w:szCs w:val="28"/>
-                <w:highlight w:val="yellow"/>
-                <w:lang w:bidi="ta-IN"/>
-              </w:rPr>
-              <w:t>…</w:t>
-            </w:r>
-            <w:r>
-              <w:rPr>
-                <w:rFonts w:ascii="Latha" w:hAnsi="Latha" w:cs="Latha"/>
-                <w:szCs w:val="24"/>
-                <w:highlight w:val="yellow"/>
-                <w:cs/>
-                <w:lang w:bidi="ta-IN"/>
-              </w:rPr>
-              <w:t>பே</w:t>
-            </w:r>
-            <w:r>
-              <w:rPr>
-                <w:rFonts w:ascii="BRH Tamil Tab Extra" w:hAnsi="BRH Tamil Tab Extra" w:cs="Latha"/>
-                <w:b/>
-                <w:bCs/>
-                <w:szCs w:val="28"/>
-                <w:highlight w:val="yellow"/>
-                <w:lang w:bidi="ta-IN"/>
-              </w:rPr>
-              <w:t>…</w:t>
-            </w:r>
-            <w:r>
-              <w:rPr>
-                <w:rFonts w:ascii="Latha" w:hAnsi="Latha" w:cs="Latha"/>
-                <w:b/>
-                <w:bCs/>
-                <w:position w:val="-12"/>
-                <w:szCs w:val="24"/>
-                <w:highlight w:val="yellow"/>
-                <w:cs/>
-                <w:lang w:bidi="ta-IN"/>
-              </w:rPr>
-              <w:t>4</w:t>
-            </w:r>
-            <w:r>
-              <w:rPr>
-                <w:rFonts w:ascii="Latha" w:hAnsi="Latha" w:cs="Latha"/>
-                <w:szCs w:val="24"/>
-                <w:cs/>
-                <w:lang w:bidi="ta-IN"/>
-              </w:rPr>
-              <w:t>தே</w:t>
-            </w:r>
-            <w:r>
-              <w:rPr>
-                <w:rFonts w:ascii="BRH Tamil Tab Extra" w:hAnsi="BRH Tamil Tab Extra" w:cs="Latha"/>
-                <w:b/>
-                <w:bCs/>
-                <w:szCs w:val="28"/>
-                <w:lang w:bidi="ta-IN"/>
-              </w:rPr>
-              <w:t>…</w:t>
-            </w:r>
-            <w:r>
-              <w:rPr>
-                <w:rFonts w:ascii="Latha" w:hAnsi="Latha" w:cs="Latha"/>
-                <w:szCs w:val="24"/>
-                <w:lang w:bidi="ta-IN"/>
-              </w:rPr>
-              <w:t xml:space="preserve"> </w:t>
-            </w:r>
-            <w:r>
-              <w:rPr>
-                <w:rFonts w:ascii="BRH Devanagari Extra" w:hAnsi="BRH Devanagari Extra" w:cs="Latha"/>
-                <w:b/>
-                <w:bCs/>
-                <w:szCs w:val="28"/>
-                <w:lang w:bidi="ta-IN"/>
-              </w:rPr>
-              <w:t>Å</w:t>
-            </w:r>
-            <w:r>
-              <w:rPr>
-                <w:rFonts w:ascii="Latha" w:hAnsi="Latha" w:cs="Latha"/>
-                <w:szCs w:val="24"/>
-                <w:cs/>
-                <w:lang w:bidi="ta-IN"/>
-              </w:rPr>
-              <w:t>மு ம</w:t>
-            </w:r>
-            <w:r>
-              <w:rPr>
-                <w:rFonts w:ascii="BRH Tamil Tab Extra" w:hAnsi="BRH Tamil Tab Extra" w:cs="Latha"/>
-                <w:b/>
-                <w:bCs/>
-                <w:szCs w:val="28"/>
-                <w:lang w:bidi="ta-IN"/>
-              </w:rPr>
-              <w:t>…</w:t>
-            </w:r>
-            <w:r>
-              <w:rPr>
-                <w:rFonts w:ascii="Latha" w:hAnsi="Latha" w:cs="Latha"/>
-                <w:szCs w:val="24"/>
-                <w:cs/>
-                <w:lang w:bidi="ta-IN"/>
-              </w:rPr>
-              <w:t xml:space="preserve">மும் </w:t>
-            </w:r>
-            <w:r>
-              <w:rPr>
-                <w:rFonts w:ascii="BRH Devanagari Extra" w:hAnsi="BRH Devanagari Extra" w:cs="Latha"/>
-                <w:b/>
-                <w:bCs/>
-                <w:szCs w:val="28"/>
-                <w:lang w:bidi="ta-IN"/>
-              </w:rPr>
-              <w:t>Æ</w:t>
-            </w:r>
-            <w:r>
-              <w:rPr>
-                <w:rFonts w:ascii="Latha" w:hAnsi="Latha" w:cs="Latha"/>
-                <w:szCs w:val="24"/>
-                <w:cs/>
-                <w:lang w:bidi="ta-IN"/>
-              </w:rPr>
-              <w:t>ல</w:t>
-            </w:r>
-            <w:r>
-              <w:rPr>
-                <w:rFonts w:ascii="BRH Tamil Tab Extra" w:hAnsi="BRH Tamil Tab Extra" w:cs="Latha"/>
-                <w:b/>
-                <w:bCs/>
-                <w:szCs w:val="28"/>
-                <w:lang w:bidi="ta-IN"/>
-              </w:rPr>
-              <w:t>†</w:t>
-            </w:r>
-            <w:r>
-              <w:rPr>
-                <w:rFonts w:ascii="Latha" w:hAnsi="Latha" w:cs="Latha"/>
-                <w:szCs w:val="24"/>
-                <w:highlight w:val="yellow"/>
-                <w:cs/>
-                <w:lang w:bidi="ta-IN"/>
-              </w:rPr>
-              <w:t>பே</w:t>
-            </w:r>
-            <w:r>
-              <w:rPr>
-                <w:rFonts w:ascii="Latha" w:hAnsi="Latha" w:cs="Latha"/>
-                <w:b/>
-                <w:bCs/>
-                <w:position w:val="-12"/>
-                <w:szCs w:val="24"/>
-                <w:highlight w:val="yellow"/>
-                <w:cs/>
-                <w:lang w:bidi="ta-IN"/>
-              </w:rPr>
-              <w:t>4</w:t>
-            </w:r>
-            <w:r>
-              <w:rPr>
-                <w:rFonts w:ascii="Latha" w:hAnsi="Latha" w:cs="Latha"/>
-                <w:szCs w:val="24"/>
-                <w:cs/>
-                <w:lang w:bidi="ta-IN"/>
-              </w:rPr>
-              <w:t>தே ல</w:t>
-            </w:r>
-            <w:r>
-              <w:rPr>
-                <w:rFonts w:ascii="Latha" w:hAnsi="Latha" w:cs="Latha"/>
-                <w:szCs w:val="24"/>
-                <w:highlight w:val="yellow"/>
-                <w:cs/>
-                <w:lang w:bidi="ta-IN"/>
-              </w:rPr>
-              <w:t>பே</w:t>
-            </w:r>
-            <w:r>
-              <w:rPr>
-                <w:rFonts w:ascii="Latha" w:hAnsi="Latha" w:cs="Latha"/>
-                <w:b/>
-                <w:bCs/>
-                <w:position w:val="-12"/>
-                <w:szCs w:val="24"/>
-                <w:highlight w:val="yellow"/>
-                <w:cs/>
-                <w:lang w:bidi="ta-IN"/>
-              </w:rPr>
-              <w:t>4</w:t>
-            </w:r>
-            <w:r>
-              <w:rPr>
-                <w:rFonts w:ascii="Latha" w:hAnsi="Latha" w:cs="Latha"/>
-                <w:szCs w:val="24"/>
-                <w:cs/>
-                <w:lang w:bidi="ta-IN"/>
-              </w:rPr>
-              <w:t>தே</w:t>
-            </w:r>
-            <w:r>
-              <w:rPr>
-                <w:rFonts w:ascii="BRH Tamil Tab Extra" w:hAnsi="BRH Tamil Tab Extra" w:cs="Latha"/>
-                <w:b/>
-                <w:bCs/>
-                <w:szCs w:val="28"/>
-                <w:lang w:bidi="ta-IN"/>
-              </w:rPr>
-              <w:t>…</w:t>
-            </w:r>
-            <w:r>
-              <w:rPr>
-                <w:rFonts w:ascii="Latha" w:hAnsi="Latha" w:cs="Latha"/>
-                <w:szCs w:val="24"/>
-                <w:lang w:bidi="ta-IN"/>
-              </w:rPr>
-              <w:t xml:space="preserve"> </w:t>
-            </w:r>
-            <w:r>
-              <w:rPr>
-                <w:rFonts w:ascii="BRH Devanagari Extra" w:hAnsi="BRH Devanagari Extra" w:cs="Latha"/>
-                <w:b/>
-                <w:bCs/>
-                <w:szCs w:val="28"/>
-                <w:lang w:bidi="ta-IN"/>
-              </w:rPr>
-              <w:t>Å</w:t>
-            </w:r>
-            <w:r>
-              <w:rPr>
-                <w:rFonts w:ascii="Latha" w:hAnsi="Latha" w:cs="Latha"/>
-                <w:szCs w:val="24"/>
-                <w:cs/>
-                <w:lang w:bidi="ta-IN"/>
-              </w:rPr>
-              <w:t xml:space="preserve">மும் </w:t>
-            </w:r>
-            <w:r>
-              <w:rPr>
-                <w:rFonts w:ascii="Latha" w:hAnsi="Latha" w:cs="Latha"/>
-                <w:szCs w:val="24"/>
-                <w:lang w:bidi="ta-IN"/>
-              </w:rPr>
-              <w:t>|</w:t>
-            </w:r>
-          </w:p>
-          <w:p>
-            <w:pPr>
-              <w:widowControl w:val="0"/>
-              <w:autoSpaceDE w:val="0"/>
-              <w:autoSpaceDN w:val="0"/>
-              <w:adjustRightInd w:val="0"/>
-              <w:spacing w:before="0" w:line="240" w:lineRule="auto"/>
-              <w:rPr>
                 <w:rFonts w:cs="BRH Malayalam Extra"/>
                 <w:szCs w:val="40"/>
                 <w:lang w:val="it-IT"/>
               </w:rPr>
             </w:pPr>
+            <w:r>
+              <w:rPr>
+                <w:rFonts w:ascii="Latha" w:hAnsi="Latha" w:cs="Latha"/>
+                <w:szCs w:val="24"/>
+                <w:cs/>
+                <w:lang w:bidi="ta-IN"/>
+              </w:rPr>
+              <w:t>ல</w:t>
+            </w:r>
+            <w:r>
+              <w:rPr>
+                <w:rFonts w:ascii="BRH Tamil Tab Extra" w:hAnsi="BRH Tamil Tab Extra" w:cs="Latha"/>
+                <w:b/>
+                <w:bCs/>
+                <w:szCs w:val="28"/>
+                <w:highlight w:val="yellow"/>
+                <w:lang w:bidi="ta-IN"/>
+              </w:rPr>
+              <w:t>…</w:t>
+            </w:r>
+            <w:r>
+              <w:rPr>
+                <w:rFonts w:ascii="Latha" w:hAnsi="Latha" w:cs="Latha"/>
+                <w:szCs w:val="24"/>
+                <w:highlight w:val="yellow"/>
+                <w:cs/>
+                <w:lang w:bidi="ta-IN"/>
+              </w:rPr>
+              <w:t>பே</w:t>
+            </w:r>
+            <w:r>
+              <w:rPr>
+                <w:rFonts w:ascii="BRH Tamil Tab Extra" w:hAnsi="BRH Tamil Tab Extra" w:cs="Latha"/>
+                <w:b/>
+                <w:bCs/>
+                <w:szCs w:val="28"/>
+                <w:highlight w:val="yellow"/>
+                <w:lang w:bidi="ta-IN"/>
+              </w:rPr>
+              <w:t>…</w:t>
+            </w:r>
+            <w:r>
+              <w:rPr>
+                <w:rFonts w:ascii="Latha" w:hAnsi="Latha" w:cs="Latha"/>
+                <w:b/>
+                <w:bCs/>
+                <w:position w:val="-12"/>
+                <w:szCs w:val="24"/>
+                <w:highlight w:val="yellow"/>
+                <w:cs/>
+                <w:lang w:bidi="ta-IN"/>
+              </w:rPr>
+              <w:t>4</w:t>
+            </w:r>
+            <w:r>
+              <w:rPr>
+                <w:rFonts w:ascii="Latha" w:hAnsi="Latha" w:cs="Latha"/>
+                <w:szCs w:val="24"/>
+                <w:cs/>
+                <w:lang w:bidi="ta-IN"/>
+              </w:rPr>
+              <w:t>தே</w:t>
+            </w:r>
+            <w:r>
+              <w:rPr>
+                <w:rFonts w:ascii="BRH Tamil Tab Extra" w:hAnsi="BRH Tamil Tab Extra" w:cs="Latha"/>
+                <w:b/>
+                <w:bCs/>
+                <w:szCs w:val="28"/>
+                <w:lang w:bidi="ta-IN"/>
+              </w:rPr>
+              <w:t>…</w:t>
+            </w:r>
+            <w:r>
+              <w:rPr>
+                <w:rFonts w:ascii="Latha" w:hAnsi="Latha" w:cs="Latha"/>
+                <w:szCs w:val="24"/>
+                <w:lang w:bidi="ta-IN"/>
+              </w:rPr>
+              <w:t xml:space="preserve"> </w:t>
+            </w:r>
+            <w:r>
+              <w:rPr>
+                <w:rFonts w:ascii="BRH Devanagari Extra" w:hAnsi="BRH Devanagari Extra" w:cs="Latha"/>
+                <w:b/>
+                <w:bCs/>
+                <w:szCs w:val="28"/>
+                <w:lang w:bidi="ta-IN"/>
+              </w:rPr>
+              <w:t>Å</w:t>
+            </w:r>
+            <w:r>
+              <w:rPr>
+                <w:rFonts w:ascii="Latha" w:hAnsi="Latha" w:cs="Latha"/>
+                <w:szCs w:val="24"/>
+                <w:cs/>
+                <w:lang w:bidi="ta-IN"/>
+              </w:rPr>
+              <w:t>மு ம</w:t>
+            </w:r>
+            <w:r>
+              <w:rPr>
+                <w:rFonts w:ascii="BRH Tamil Tab Extra" w:hAnsi="BRH Tamil Tab Extra" w:cs="Latha"/>
+                <w:b/>
+                <w:bCs/>
+                <w:szCs w:val="28"/>
+                <w:lang w:bidi="ta-IN"/>
+              </w:rPr>
+              <w:t>…</w:t>
+            </w:r>
+            <w:r>
+              <w:rPr>
+                <w:rFonts w:ascii="Latha" w:hAnsi="Latha" w:cs="Latha"/>
+                <w:szCs w:val="24"/>
+                <w:cs/>
+                <w:lang w:bidi="ta-IN"/>
+              </w:rPr>
+              <w:t xml:space="preserve">மும் </w:t>
+            </w:r>
+            <w:r>
+              <w:rPr>
+                <w:rFonts w:ascii="BRH Devanagari Extra" w:hAnsi="BRH Devanagari Extra" w:cs="Latha"/>
+                <w:b/>
+                <w:bCs/>
+                <w:szCs w:val="28"/>
+                <w:lang w:bidi="ta-IN"/>
+              </w:rPr>
+              <w:t>Æ</w:t>
+            </w:r>
+            <w:r>
+              <w:rPr>
+                <w:rFonts w:ascii="Latha" w:hAnsi="Latha" w:cs="Latha"/>
+                <w:szCs w:val="24"/>
+                <w:cs/>
+                <w:lang w:bidi="ta-IN"/>
+              </w:rPr>
+              <w:t>ல</w:t>
+            </w:r>
+            <w:r>
+              <w:rPr>
+                <w:rFonts w:ascii="BRH Tamil Tab Extra" w:hAnsi="BRH Tamil Tab Extra" w:cs="Latha"/>
+                <w:b/>
+                <w:bCs/>
+                <w:szCs w:val="28"/>
+                <w:lang w:bidi="ta-IN"/>
+              </w:rPr>
+              <w:t>†</w:t>
+            </w:r>
+            <w:r>
+              <w:rPr>
+                <w:rFonts w:ascii="Latha" w:hAnsi="Latha" w:cs="Latha"/>
+                <w:szCs w:val="24"/>
+                <w:highlight w:val="yellow"/>
+                <w:cs/>
+                <w:lang w:bidi="ta-IN"/>
+              </w:rPr>
+              <w:t>பே</w:t>
+            </w:r>
+            <w:r>
+              <w:rPr>
+                <w:rFonts w:ascii="Latha" w:hAnsi="Latha" w:cs="Latha"/>
+                <w:b/>
+                <w:bCs/>
+                <w:position w:val="-12"/>
+                <w:szCs w:val="24"/>
+                <w:highlight w:val="yellow"/>
+                <w:cs/>
+                <w:lang w:bidi="ta-IN"/>
+              </w:rPr>
+              <w:t>4</w:t>
+            </w:r>
+            <w:r>
+              <w:rPr>
+                <w:rFonts w:ascii="Latha" w:hAnsi="Latha" w:cs="Latha"/>
+                <w:szCs w:val="24"/>
+                <w:cs/>
+                <w:lang w:bidi="ta-IN"/>
+              </w:rPr>
+              <w:t>தே ல</w:t>
+            </w:r>
+            <w:r>
+              <w:rPr>
+                <w:rFonts w:ascii="Latha" w:hAnsi="Latha" w:cs="Latha"/>
+                <w:szCs w:val="24"/>
+                <w:highlight w:val="yellow"/>
+                <w:cs/>
+                <w:lang w:bidi="ta-IN"/>
+              </w:rPr>
+              <w:t>பே</w:t>
+            </w:r>
+            <w:r>
+              <w:rPr>
+                <w:rFonts w:ascii="Latha" w:hAnsi="Latha" w:cs="Latha"/>
+                <w:b/>
+                <w:bCs/>
+                <w:position w:val="-12"/>
+                <w:szCs w:val="24"/>
+                <w:highlight w:val="yellow"/>
+                <w:cs/>
+                <w:lang w:bidi="ta-IN"/>
+              </w:rPr>
+              <w:t>4</w:t>
+            </w:r>
+            <w:r>
+              <w:rPr>
+                <w:rFonts w:ascii="Latha" w:hAnsi="Latha" w:cs="Latha"/>
+                <w:szCs w:val="24"/>
+                <w:cs/>
+                <w:lang w:bidi="ta-IN"/>
+              </w:rPr>
+              <w:t>தே</w:t>
+            </w:r>
+            <w:r>
+              <w:rPr>
+                <w:rFonts w:ascii="BRH Tamil Tab Extra" w:hAnsi="BRH Tamil Tab Extra" w:cs="Latha"/>
+                <w:b/>
+                <w:bCs/>
+                <w:szCs w:val="28"/>
+                <w:lang w:bidi="ta-IN"/>
+              </w:rPr>
+              <w:t>…</w:t>
+            </w:r>
+            <w:r>
+              <w:rPr>
+                <w:rFonts w:ascii="Latha" w:hAnsi="Latha" w:cs="Latha"/>
+                <w:szCs w:val="24"/>
+                <w:lang w:bidi="ta-IN"/>
+              </w:rPr>
+              <w:t xml:space="preserve"> </w:t>
+            </w:r>
+            <w:r>
+              <w:rPr>
+                <w:rFonts w:ascii="BRH Devanagari Extra" w:hAnsi="BRH Devanagari Extra" w:cs="Latha"/>
+                <w:b/>
+                <w:bCs/>
+                <w:szCs w:val="28"/>
+                <w:lang w:bidi="ta-IN"/>
+              </w:rPr>
+              <w:t>Å</w:t>
+            </w:r>
+            <w:r>
+              <w:rPr>
+                <w:rFonts w:ascii="Latha" w:hAnsi="Latha" w:cs="Latha"/>
+                <w:szCs w:val="24"/>
+                <w:cs/>
+                <w:lang w:bidi="ta-IN"/>
+              </w:rPr>
+              <w:t xml:space="preserve">மும் </w:t>
+            </w:r>
+            <w:r>
+              <w:rPr>
+                <w:rFonts w:ascii="Latha" w:hAnsi="Latha" w:cs="Latha"/>
+                <w:szCs w:val="24"/>
+                <w:lang w:bidi="ta-IN"/>
+              </w:rPr>
+              <w:t>|</w:t>
+            </w:r>
           </w:p>
         </w:tc>
         <w:tc>
@@ -14948,39 +14934,25 @@
           </w:p>
           <w:p>
             <w:pPr>
-              <w:widowControl w:val="0"/>
               <w:autoSpaceDE w:val="0"/>
               <w:autoSpaceDN w:val="0"/>
               <w:adjustRightInd w:val="0"/>
-              <w:spacing w:before="0" w:line="240" w:lineRule="auto"/>
-              <w:rPr>
-                <w:rFonts w:ascii="BRH Devanagari Extra" w:hAnsi="BRH Devanagari Extra" w:cs="BRH Devanagari Extra"/>
-                <w:color w:val="000000"/>
-                <w:sz w:val="32"/>
-                <w:szCs w:val="32"/>
+              <w:rPr>
+                <w:rFonts w:ascii="Latha" w:hAnsi="Latha" w:cs="Latha"/>
+                <w:szCs w:val="24"/>
+                <w:lang w:bidi="ta-IN"/>
               </w:rPr>
             </w:pPr>
-          </w:p>
-          <w:p>
-            <w:pPr>
-              <w:autoSpaceDE w:val="0"/>
-              <w:autoSpaceDN w:val="0"/>
-              <w:adjustRightInd w:val="0"/>
-              <w:rPr>
-                <w:rFonts w:ascii="Latha" w:hAnsi="Latha" w:cs="Latha"/>
-                <w:szCs w:val="24"/>
-                <w:lang w:bidi="ta-IN"/>
-              </w:rPr>
-            </w:pPr>
-            <w:r>
-              <w:rPr>
-                <w:rFonts w:ascii="Latha" w:hAnsi="Latha" w:cs="Latha"/>
-                <w:b/>
-                <w:bCs/>
-                <w:szCs w:val="24"/>
-                <w:cs/>
-                <w:lang w:bidi="ta-IN"/>
-              </w:rPr>
+            <w:r>
+              <w:rPr>
+                <w:rFonts w:ascii="Latha" w:hAnsi="Latha" w:cs="Latha"/>
+                <w:b/>
+                <w:bCs/>
+                <w:szCs w:val="24"/>
+                <w:cs/>
+                <w:lang w:bidi="ta-IN"/>
+              </w:rPr>
+              <w:lastRenderedPageBreak/>
               <w:t>30</w:t>
             </w:r>
             <w:r>
@@ -17040,52 +17012,9 @@
           </w:p>
           <w:p>
             <w:pPr>
-              <w:widowControl w:val="0"/>
               <w:autoSpaceDE w:val="0"/>
               <w:autoSpaceDN w:val="0"/>
               <w:adjustRightInd w:val="0"/>
-              <w:spacing w:before="0" w:line="240" w:lineRule="auto"/>
-              <w:rPr>
-                <w:rFonts w:ascii="BRH Devanagari Extra" w:hAnsi="BRH Devanagari Extra" w:cs="BRH Devanagari Extra"/>
-                <w:color w:val="000000"/>
-                <w:sz w:val="32"/>
-                <w:szCs w:val="32"/>
-                <w:lang w:val="it-IT"/>
-              </w:rPr>
-            </w:pPr>
-          </w:p>
-          <w:p>
-            <w:pPr>
-              <w:widowControl w:val="0"/>
-              <w:autoSpaceDE w:val="0"/>
-              <w:autoSpaceDN w:val="0"/>
-              <w:adjustRightInd w:val="0"/>
-              <w:spacing w:before="0" w:line="240" w:lineRule="auto"/>
-              <w:rPr>
-                <w:rFonts w:ascii="BRH Devanagari Extra" w:hAnsi="BRH Devanagari Extra" w:cs="BRH Devanagari Extra"/>
-                <w:color w:val="000000"/>
-                <w:sz w:val="32"/>
-                <w:szCs w:val="32"/>
-                <w:lang w:val="it-IT"/>
-              </w:rPr>
-            </w:pPr>
-            <w:r>
-              <w:rPr>
-                <w:rFonts w:ascii="BRH Devanagari Extra" w:hAnsi="BRH Devanagari Extra" w:cs="BRH Devanagari Extra"/>
-                <w:color w:val="000000"/>
-                <w:sz w:val="32"/>
-                <w:szCs w:val="32"/>
-                <w:lang w:val="it-IT"/>
-              </w:rPr>
-              <w:lastRenderedPageBreak/>
-              <w:t xml:space="preserve"> </w:t>
-            </w:r>
-          </w:p>
-          <w:p>
-            <w:pPr>
-              <w:autoSpaceDE w:val="0"/>
-              <w:autoSpaceDN w:val="0"/>
-              <w:adjustRightInd w:val="0"/>
               <w:rPr>
                 <w:rFonts w:ascii="Latha" w:hAnsi="Latha" w:cs="Latha"/>
                 <w:szCs w:val="24"/>
@@ -17102,6 +17031,7 @@
                 <w:cs/>
                 <w:lang w:bidi="ta-IN"/>
               </w:rPr>
+              <w:lastRenderedPageBreak/>
               <w:t>30</w:t>
             </w:r>
             <w:r>
@@ -18591,6 +18521,18 @@
                 <w:lang w:bidi="ta-IN"/>
               </w:rPr>
             </w:pPr>
+          </w:p>
+          <w:p>
+            <w:pPr>
+              <w:autoSpaceDE w:val="0"/>
+              <w:autoSpaceDN w:val="0"/>
+              <w:adjustRightInd w:val="0"/>
+              <w:rPr>
+                <w:rFonts w:ascii="Latha" w:hAnsi="Latha" w:cs="Latha"/>
+                <w:szCs w:val="24"/>
+                <w:lang w:bidi="ta-IN"/>
+              </w:rPr>
+            </w:pPr>
             <w:r>
               <w:rPr>
                 <w:rFonts w:ascii="Latha" w:hAnsi="Latha" w:cs="Latha"/>
@@ -19209,158 +19151,172 @@
               <w:adjustRightInd w:val="0"/>
               <w:spacing w:before="0" w:line="240" w:lineRule="auto"/>
               <w:rPr>
+                <w:rFonts w:ascii="Latha" w:hAnsi="Latha" w:cs="Latha"/>
+                <w:szCs w:val="24"/>
+                <w:lang w:bidi="ta-IN"/>
+              </w:rPr>
+            </w:pPr>
+            <w:r>
+              <w:rPr>
+                <w:rFonts w:ascii="Latha" w:hAnsi="Latha" w:cs="Latha"/>
+                <w:szCs w:val="24"/>
+                <w:cs/>
+                <w:lang w:bidi="ta-IN"/>
+              </w:rPr>
+              <w:t>வா அ</w:t>
+            </w:r>
+            <w:r>
+              <w:rPr>
+                <w:rFonts w:ascii="BRH Tamil Tab Extra" w:hAnsi="BRH Tamil Tab Extra" w:cs="Latha"/>
+                <w:b/>
+                <w:bCs/>
+                <w:szCs w:val="28"/>
+                <w:lang w:bidi="ta-IN"/>
+              </w:rPr>
+              <w:t>†</w:t>
+            </w:r>
+            <w:r>
+              <w:rPr>
+                <w:rFonts w:ascii="Latha" w:hAnsi="Latha" w:cs="Latha" w:hint="cs"/>
+                <w:szCs w:val="24"/>
+                <w:highlight w:val="green"/>
+                <w:cs/>
+                <w:lang w:bidi="ta-IN"/>
+              </w:rPr>
+              <w:t>ஜு</w:t>
+            </w:r>
+            <w:r>
+              <w:rPr>
+                <w:rFonts w:ascii="Latha" w:hAnsi="Latha" w:cs="Latha"/>
+                <w:szCs w:val="24"/>
+                <w:cs/>
+                <w:lang w:bidi="ta-IN"/>
+              </w:rPr>
+              <w:t>ஹோ த</w:t>
+            </w:r>
+            <w:r>
+              <w:rPr>
+                <w:rFonts w:ascii="Latha" w:hAnsi="Latha" w:cs="Latha"/>
+                <w:b/>
+                <w:bCs/>
+                <w:position w:val="-12"/>
+                <w:szCs w:val="24"/>
+                <w:cs/>
+                <w:lang w:bidi="ta-IN"/>
+              </w:rPr>
+              <w:t>3</w:t>
+            </w:r>
+            <w:r>
+              <w:rPr>
+                <w:rFonts w:ascii="Latha" w:hAnsi="Latha" w:cs="Latha" w:hint="cs"/>
+                <w:szCs w:val="24"/>
+                <w:highlight w:val="green"/>
+                <w:cs/>
+                <w:lang w:bidi="ta-IN"/>
+              </w:rPr>
+              <w:t>ஜு</w:t>
+            </w:r>
+            <w:r>
+              <w:rPr>
+                <w:rFonts w:ascii="Latha" w:hAnsi="Latha" w:cs="Latha"/>
+                <w:szCs w:val="24"/>
+                <w:cs/>
+                <w:lang w:bidi="ta-IN"/>
+              </w:rPr>
+              <w:t>ஹோ</w:t>
+            </w:r>
+            <w:r>
+              <w:rPr>
+                <w:rFonts w:ascii="BRH Tamil Tab Extra" w:hAnsi="BRH Tamil Tab Extra" w:cs="Latha"/>
+                <w:b/>
+                <w:bCs/>
+                <w:szCs w:val="28"/>
+                <w:lang w:bidi="ta-IN"/>
+              </w:rPr>
+              <w:t>…</w:t>
+            </w:r>
+            <w:r>
+              <w:rPr>
+                <w:rFonts w:ascii="Latha" w:hAnsi="Latha" w:cs="Latha"/>
+                <w:szCs w:val="24"/>
+                <w:cs/>
+                <w:lang w:bidi="ta-IN"/>
+              </w:rPr>
+              <w:t>த்</w:t>
+            </w:r>
+            <w:r>
+              <w:rPr>
+                <w:rFonts w:ascii="Latha" w:hAnsi="Latha" w:cs="Latha"/>
+                <w:b/>
+                <w:bCs/>
+                <w:position w:val="-12"/>
+                <w:szCs w:val="24"/>
+                <w:cs/>
+                <w:lang w:bidi="ta-IN"/>
+              </w:rPr>
+              <w:t>3</w:t>
+            </w:r>
+            <w:r>
+              <w:rPr>
+                <w:rFonts w:ascii="Latha" w:hAnsi="Latha" w:cs="Latha"/>
+                <w:szCs w:val="24"/>
+                <w:cs/>
+                <w:lang w:bidi="ta-IN"/>
+              </w:rPr>
+              <w:t xml:space="preserve"> வை வா அ</w:t>
+            </w:r>
+            <w:r>
+              <w:rPr>
+                <w:rFonts w:ascii="BRH Tamil Tab Extra" w:hAnsi="BRH Tamil Tab Extra" w:cs="Latha"/>
+                <w:b/>
+                <w:bCs/>
+                <w:szCs w:val="28"/>
+                <w:lang w:bidi="ta-IN"/>
+              </w:rPr>
+              <w:t>†</w:t>
+            </w:r>
+            <w:r>
+              <w:rPr>
+                <w:rFonts w:ascii="Latha" w:hAnsi="Latha" w:cs="Latha" w:hint="cs"/>
+                <w:szCs w:val="24"/>
+                <w:highlight w:val="green"/>
+                <w:cs/>
+                <w:lang w:bidi="ta-IN"/>
+              </w:rPr>
+              <w:t>ஜு</w:t>
+            </w:r>
+            <w:r>
+              <w:rPr>
+                <w:rFonts w:ascii="Latha" w:hAnsi="Latha" w:cs="Latha"/>
+                <w:szCs w:val="24"/>
+                <w:cs/>
+                <w:lang w:bidi="ta-IN"/>
+              </w:rPr>
+              <w:t xml:space="preserve">ஹோத் </w:t>
+            </w:r>
+            <w:r>
+              <w:rPr>
+                <w:rFonts w:ascii="Latha" w:hAnsi="Latha" w:cs="Latha"/>
+                <w:szCs w:val="24"/>
+                <w:lang w:bidi="ta-IN"/>
+              </w:rPr>
+              <w:t>|</w:t>
+            </w:r>
+          </w:p>
+          <w:p>
+            <w:pPr>
+              <w:widowControl w:val="0"/>
+              <w:autoSpaceDE w:val="0"/>
+              <w:autoSpaceDN w:val="0"/>
+              <w:adjustRightInd w:val="0"/>
+              <w:spacing w:before="0" w:line="240" w:lineRule="auto"/>
+              <w:rPr>
                 <w:rFonts w:ascii="BRH Devanagari Extra" w:hAnsi="BRH Devanagari Extra" w:cs="BRH Devanagari Extra"/>
                 <w:color w:val="000000"/>
                 <w:sz w:val="32"/>
                 <w:szCs w:val="32"/>
               </w:rPr>
             </w:pPr>
-            <w:r>
-              <w:rPr>
-                <w:rFonts w:ascii="Latha" w:hAnsi="Latha" w:cs="Latha"/>
-                <w:szCs w:val="24"/>
-                <w:cs/>
-                <w:lang w:bidi="ta-IN"/>
-              </w:rPr>
-              <w:t>வா அ</w:t>
-            </w:r>
-            <w:r>
-              <w:rPr>
-                <w:rFonts w:ascii="BRH Tamil Tab Extra" w:hAnsi="BRH Tamil Tab Extra" w:cs="Latha"/>
-                <w:b/>
-                <w:bCs/>
-                <w:szCs w:val="28"/>
-                <w:lang w:bidi="ta-IN"/>
-              </w:rPr>
-              <w:t>†</w:t>
-            </w:r>
-            <w:r>
-              <w:rPr>
-                <w:rFonts w:ascii="Latha" w:hAnsi="Latha" w:cs="Latha" w:hint="cs"/>
-                <w:szCs w:val="24"/>
-                <w:highlight w:val="green"/>
-                <w:cs/>
-                <w:lang w:bidi="ta-IN"/>
-              </w:rPr>
-              <w:t>ஜு</w:t>
-            </w:r>
-            <w:r>
-              <w:rPr>
-                <w:rFonts w:ascii="Latha" w:hAnsi="Latha" w:cs="Latha"/>
-                <w:szCs w:val="24"/>
-                <w:cs/>
-                <w:lang w:bidi="ta-IN"/>
-              </w:rPr>
-              <w:t>ஹோ த</w:t>
-            </w:r>
-            <w:r>
-              <w:rPr>
-                <w:rFonts w:ascii="Latha" w:hAnsi="Latha" w:cs="Latha"/>
-                <w:b/>
-                <w:bCs/>
-                <w:position w:val="-12"/>
-                <w:szCs w:val="24"/>
-                <w:cs/>
-                <w:lang w:bidi="ta-IN"/>
-              </w:rPr>
-              <w:t>3</w:t>
-            </w:r>
-            <w:r>
-              <w:rPr>
-                <w:rFonts w:ascii="Latha" w:hAnsi="Latha" w:cs="Latha" w:hint="cs"/>
-                <w:szCs w:val="24"/>
-                <w:highlight w:val="green"/>
-                <w:cs/>
-                <w:lang w:bidi="ta-IN"/>
-              </w:rPr>
-              <w:t>ஜு</w:t>
-            </w:r>
-            <w:r>
-              <w:rPr>
-                <w:rFonts w:ascii="Latha" w:hAnsi="Latha" w:cs="Latha"/>
-                <w:szCs w:val="24"/>
-                <w:cs/>
-                <w:lang w:bidi="ta-IN"/>
-              </w:rPr>
-              <w:t>ஹோ</w:t>
-            </w:r>
-            <w:r>
-              <w:rPr>
-                <w:rFonts w:ascii="BRH Tamil Tab Extra" w:hAnsi="BRH Tamil Tab Extra" w:cs="Latha"/>
-                <w:b/>
-                <w:bCs/>
-                <w:szCs w:val="28"/>
-                <w:lang w:bidi="ta-IN"/>
-              </w:rPr>
-              <w:t>…</w:t>
-            </w:r>
-            <w:r>
-              <w:rPr>
-                <w:rFonts w:ascii="Latha" w:hAnsi="Latha" w:cs="Latha"/>
-                <w:szCs w:val="24"/>
-                <w:cs/>
-                <w:lang w:bidi="ta-IN"/>
-              </w:rPr>
-              <w:t>த்</w:t>
-            </w:r>
-            <w:r>
-              <w:rPr>
-                <w:rFonts w:ascii="Latha" w:hAnsi="Latha" w:cs="Latha"/>
-                <w:b/>
-                <w:bCs/>
-                <w:position w:val="-12"/>
-                <w:szCs w:val="24"/>
-                <w:cs/>
-                <w:lang w:bidi="ta-IN"/>
-              </w:rPr>
-              <w:t>3</w:t>
-            </w:r>
-            <w:r>
-              <w:rPr>
-                <w:rFonts w:ascii="Latha" w:hAnsi="Latha" w:cs="Latha"/>
-                <w:szCs w:val="24"/>
-                <w:cs/>
-                <w:lang w:bidi="ta-IN"/>
-              </w:rPr>
-              <w:t xml:space="preserve"> வை வா அ</w:t>
-            </w:r>
-            <w:r>
-              <w:rPr>
-                <w:rFonts w:ascii="BRH Tamil Tab Extra" w:hAnsi="BRH Tamil Tab Extra" w:cs="Latha"/>
-                <w:b/>
-                <w:bCs/>
-                <w:szCs w:val="28"/>
-                <w:lang w:bidi="ta-IN"/>
-              </w:rPr>
-              <w:t>†</w:t>
-            </w:r>
-            <w:r>
-              <w:rPr>
-                <w:rFonts w:ascii="Latha" w:hAnsi="Latha" w:cs="Latha" w:hint="cs"/>
-                <w:szCs w:val="24"/>
-                <w:highlight w:val="green"/>
-                <w:cs/>
-                <w:lang w:bidi="ta-IN"/>
-              </w:rPr>
-              <w:t>ஜு</w:t>
-            </w:r>
-            <w:r>
-              <w:rPr>
-                <w:rFonts w:ascii="Latha" w:hAnsi="Latha" w:cs="Latha"/>
-                <w:szCs w:val="24"/>
-                <w:cs/>
-                <w:lang w:bidi="ta-IN"/>
-              </w:rPr>
-              <w:t xml:space="preserve">ஹோத் </w:t>
-            </w:r>
-            <w:r>
-              <w:rPr>
-                <w:rFonts w:ascii="Latha" w:hAnsi="Latha" w:cs="Latha"/>
-                <w:szCs w:val="24"/>
-                <w:lang w:bidi="ta-IN"/>
-              </w:rPr>
-              <w:t>|</w:t>
-            </w:r>
           </w:p>
           <w:p>
             <w:pPr>
